--- a/Herramientas de seguridad, buenas prácticas de seguridad.docx
+++ b/Herramientas de seguridad, buenas prácticas de seguridad.docx
@@ -1,10 +1,17 @@
 
 <file path=word/document.xml><?xml version="1.0" encoding="utf-8"?>
-<w:document xmlns:wpc="http://schemas.microsoft.com/office/word/2010/wordprocessingCanvas" xmlns:cx="http://schemas.microsoft.com/office/drawing/2014/chartex" xmlns:mc="http://schemas.openxmlformats.org/markup-compatibility/2006" xmlns:o="urn:schemas-microsoft-com:office:office" xmlns:r="http://schemas.openxmlformats.org/officeDocument/2006/relationships" xmlns:m="http://schemas.openxmlformats.org/officeDocument/2006/math" xmlns:v="urn:schemas-microsoft-com:vml" xmlns:wp14="http://schemas.microsoft.com/office/word/2010/wordprocessingDrawing" xmlns:wp="http://schemas.openxmlformats.org/drawingml/2006/wordprocessingDrawing" xmlns:w10="urn:schemas-microsoft-com:office:word" xmlns:w="http://schemas.openxmlformats.org/wordprocessingml/2006/main" xmlns:w14="http://schemas.microsoft.com/office/word/2010/wordml" xmlns:w15="http://schemas.microsoft.com/office/word/2012/wordml" xmlns:w16se="http://schemas.microsoft.com/office/word/2015/wordml/symex" xmlns:wpg="http://schemas.microsoft.com/office/word/2010/wordprocessingGroup" xmlns:wpi="http://schemas.microsoft.com/office/word/2010/wordprocessingInk" xmlns:wne="http://schemas.microsoft.com/office/word/2006/wordml" xmlns:wps="http://schemas.microsoft.com/office/word/2010/wordprocessingShape" mc:Ignorable="w14 w15 w16se wp14">
+<w:document xmlns:wpc="http://schemas.microsoft.com/office/word/2010/wordprocessingCanvas" xmlns:cx="http://schemas.microsoft.com/office/drawing/2014/chartex" xmlns:cx1="http://schemas.microsoft.com/office/drawing/2015/9/8/chartex" xmlns:cx2="http://schemas.microsoft.com/office/drawing/2015/10/21/chartex" xmlns:cx3="http://schemas.microsoft.com/office/drawing/2016/5/9/chartex" xmlns:cx4="http://schemas.microsoft.com/office/drawing/2016/5/10/chartex" xmlns:cx5="http://schemas.microsoft.com/office/drawing/2016/5/11/chartex" xmlns:cx6="http://schemas.microsoft.com/office/drawing/2016/5/12/chartex" xmlns:cx7="http://schemas.microsoft.com/office/drawing/2016/5/13/chartex" xmlns:cx8="http://schemas.microsoft.com/office/drawing/2016/5/14/chartex" xmlns:mc="http://schemas.openxmlformats.org/markup-compatibility/2006" xmlns:aink="http://schemas.microsoft.com/office/drawing/2016/ink" xmlns:am3d="http://schemas.microsoft.com/office/drawing/2017/model3d" xmlns:o="urn:schemas-microsoft-com:office:office" xmlns:oel="http://schemas.microsoft.com/office/2019/extlst" xmlns:r="http://schemas.openxmlformats.org/officeDocument/2006/relationships" xmlns:m="http://schemas.openxmlformats.org/officeDocument/2006/math" xmlns:v="urn:schemas-microsoft-com:vml" xmlns:wp14="http://schemas.microsoft.com/office/word/2010/wordprocessingDrawing" xmlns:wp="http://schemas.openxmlformats.org/drawingml/2006/wordprocessingDrawing" xmlns:w10="urn:schemas-microsoft-com:office:word" xmlns:w="http://schemas.openxmlformats.org/wordprocessingml/2006/main" xmlns:w14="http://schemas.microsoft.com/office/word/2010/wordml" xmlns:w15="http://schemas.microsoft.com/office/word/2012/wordml" xmlns:w16cex="http://schemas.microsoft.com/office/word/2018/wordml/cex" xmlns:w16cid="http://schemas.microsoft.com/office/word/2016/wordml/cid" xmlns:w16="http://schemas.microsoft.com/office/word/2018/wordml" xmlns:w16du="http://schemas.microsoft.com/office/word/2023/wordml/word16du" xmlns:w16sdtdh="http://schemas.microsoft.com/office/word/2020/wordml/sdtdatahash" xmlns:w16sdtfl="http://schemas.microsoft.com/office/word/2024/wordml/sdtformatlock" xmlns:w16se="http://schemas.microsoft.com/office/word/2015/wordml/symex" xmlns:wpg="http://schemas.microsoft.com/office/word/2010/wordprocessingGroup" xmlns:wpi="http://schemas.microsoft.com/office/word/2010/wordprocessingInk" xmlns:wne="http://schemas.microsoft.com/office/word/2006/wordml" xmlns:wps="http://schemas.microsoft.com/office/word/2010/wordprocessingShape" mc:Ignorable="w14 w15 w16se w16cid w16 w16cex w16sdtdh w16sdtfl w16du wp14">
   <w:body>
     <w:p/>
     <w:sdt>
       <w:sdtPr>
+        <w:rPr>
+          <w:rFonts w:asciiTheme="minorHAnsi" w:eastAsiaTheme="minorHAnsi" w:hAnsiTheme="minorHAnsi" w:cstheme="minorBidi"/>
+          <w:color w:val="auto"/>
+          <w:sz w:val="22"/>
+          <w:szCs w:val="22"/>
+          <w:lang w:eastAsia="en-US"/>
+        </w:rPr>
         <w:id w:val="-895432928"/>
         <w:docPartObj>
           <w:docPartGallery w:val="Table of Contents"/>
@@ -13,13 +20,8 @@
       </w:sdtPr>
       <w:sdtEndPr>
         <w:rPr>
-          <w:rFonts w:asciiTheme="minorHAnsi" w:eastAsiaTheme="minorHAnsi" w:hAnsiTheme="minorHAnsi" w:cstheme="minorBidi"/>
           <w:b/>
           <w:bCs/>
-          <w:color w:val="auto"/>
-          <w:sz w:val="22"/>
-          <w:szCs w:val="22"/>
-          <w:lang w:eastAsia="en-US"/>
         </w:rPr>
       </w:sdtEndPr>
       <w:sdtContent>
@@ -495,6 +497,82 @@
     <w:p/>
     <w:p>
       <w:pPr>
+        <w:pStyle w:val="Prrafodelista"/>
+        <w:numPr>
+          <w:ilvl w:val="0"/>
+          <w:numId w:val="1"/>
+        </w:numPr>
+      </w:pPr>
+      <w:r>
+        <w:t>Antivirus y antimalware</w:t>
+      </w:r>
+      <w:r>
+        <w:t>.</w:t>
+      </w:r>
+    </w:p>
+    <w:p>
+      <w:pPr>
+        <w:pStyle w:val="Prrafodelista"/>
+        <w:numPr>
+          <w:ilvl w:val="0"/>
+          <w:numId w:val="1"/>
+        </w:numPr>
+      </w:pPr>
+      <w:r>
+        <w:t>Firewall (cortafuegos)</w:t>
+      </w:r>
+      <w:r>
+        <w:t>.</w:t>
+      </w:r>
+    </w:p>
+    <w:p>
+      <w:pPr>
+        <w:pStyle w:val="Prrafodelista"/>
+        <w:numPr>
+          <w:ilvl w:val="0"/>
+          <w:numId w:val="1"/>
+        </w:numPr>
+      </w:pPr>
+      <w:r>
+        <w:t>Gestores de contraseñas</w:t>
+      </w:r>
+      <w:r>
+        <w:t>.</w:t>
+      </w:r>
+    </w:p>
+    <w:p>
+      <w:pPr>
+        <w:pStyle w:val="Prrafodelista"/>
+        <w:numPr>
+          <w:ilvl w:val="0"/>
+          <w:numId w:val="1"/>
+        </w:numPr>
+      </w:pPr>
+      <w:r>
+        <w:t>Autenticación multifactorial</w:t>
+      </w:r>
+      <w:r>
+        <w:t>.</w:t>
+      </w:r>
+    </w:p>
+    <w:p>
+      <w:pPr>
+        <w:pStyle w:val="Prrafodelista"/>
+        <w:numPr>
+          <w:ilvl w:val="0"/>
+          <w:numId w:val="1"/>
+        </w:numPr>
+      </w:pPr>
+      <w:r>
+        <w:t>VPN (Red Privada Virtual)</w:t>
+      </w:r>
+      <w:r>
+        <w:t>.</w:t>
+      </w:r>
+    </w:p>
+    <w:p/>
+    <w:p>
+      <w:pPr>
         <w:pStyle w:val="Ttulo1"/>
       </w:pPr>
       <w:bookmarkStart w:id="2" w:name="_Toc224636189"/>
@@ -503,32 +581,160 @@
       </w:r>
       <w:bookmarkEnd w:id="2"/>
     </w:p>
-    <w:p>
-      <w:bookmarkStart w:id="3" w:name="_GoBack"/>
+    <w:p/>
+    <w:p>
+      <w:pPr>
+        <w:pStyle w:val="Prrafodelista"/>
+        <w:numPr>
+          <w:ilvl w:val="0"/>
+          <w:numId w:val="2"/>
+        </w:numPr>
+      </w:pPr>
+      <w:r>
+        <w:t>Usar contraseñas seguras</w:t>
+      </w:r>
+      <w:r>
+        <w:t>.</w:t>
+      </w:r>
+    </w:p>
+    <w:p>
+      <w:pPr>
+        <w:pStyle w:val="Prrafodelista"/>
+        <w:numPr>
+          <w:ilvl w:val="0"/>
+          <w:numId w:val="2"/>
+        </w:numPr>
+      </w:pPr>
+      <w:r>
+        <w:t>No reutilizar contraseñas</w:t>
+      </w:r>
+      <w:r>
+        <w:t>.</w:t>
+      </w:r>
+    </w:p>
+    <w:p>
+      <w:pPr>
+        <w:pStyle w:val="Prrafodelista"/>
+        <w:numPr>
+          <w:ilvl w:val="0"/>
+          <w:numId w:val="2"/>
+        </w:numPr>
+      </w:pPr>
+      <w:r>
+        <w:t>Mantener el software actualizado</w:t>
+      </w:r>
+      <w:r>
+        <w:t>.</w:t>
+      </w:r>
+    </w:p>
+    <w:p>
+      <w:pPr>
+        <w:pStyle w:val="Prrafodelista"/>
+        <w:numPr>
+          <w:ilvl w:val="0"/>
+          <w:numId w:val="2"/>
+        </w:numPr>
+      </w:pPr>
+      <w:r>
+        <w:t>Evitar enlaces sospechosos(phishing)</w:t>
+      </w:r>
+      <w:r>
+        <w:t>.</w:t>
+      </w:r>
+    </w:p>
+    <w:p>
+      <w:pPr>
+        <w:pStyle w:val="Prrafodelista"/>
+        <w:numPr>
+          <w:ilvl w:val="0"/>
+          <w:numId w:val="2"/>
+        </w:numPr>
+      </w:pPr>
+      <w:r>
+        <w:t>Realizar copias de seguridad.</w:t>
+      </w:r>
+    </w:p>
+    <w:p>
+      <w:pPr>
+        <w:pStyle w:val="Ttulo1"/>
+      </w:pPr>
+      <w:bookmarkStart w:id="3" w:name="_Toc224636190"/>
+      <w:r>
+        <w:t>Seguridad de cuentas</w:t>
+      </w:r>
       <w:bookmarkEnd w:id="3"/>
     </w:p>
     <w:p/>
     <w:p>
       <w:pPr>
+        <w:pStyle w:val="Prrafodelista"/>
+        <w:numPr>
+          <w:ilvl w:val="0"/>
+          <w:numId w:val="3"/>
+        </w:numPr>
+      </w:pPr>
+      <w:r>
+        <w:t>Activar la verificación de dos pasos.</w:t>
+      </w:r>
+    </w:p>
+    <w:p>
+      <w:pPr>
+        <w:pStyle w:val="Prrafodelista"/>
+        <w:numPr>
+          <w:ilvl w:val="0"/>
+          <w:numId w:val="3"/>
+        </w:numPr>
+      </w:pPr>
+      <w:r>
+        <w:t>Revisar actividad de la cuenta.</w:t>
+      </w:r>
+    </w:p>
+    <w:p>
+      <w:pPr>
+        <w:pStyle w:val="Prrafodelista"/>
+        <w:numPr>
+          <w:ilvl w:val="0"/>
+          <w:numId w:val="3"/>
+        </w:numPr>
+      </w:pPr>
+      <w:r>
+        <w:t xml:space="preserve">No compartir credenciales. </w:t>
+      </w:r>
+    </w:p>
+    <w:p>
+      <w:pPr>
+        <w:pStyle w:val="Prrafodelista"/>
+        <w:numPr>
+          <w:ilvl w:val="0"/>
+          <w:numId w:val="3"/>
+        </w:numPr>
+      </w:pPr>
+      <w:r>
+        <w:t>Cerrar sesión en dispositivos públicos.</w:t>
+      </w:r>
+    </w:p>
+    <w:p>
+      <w:pPr>
+        <w:pStyle w:val="Prrafodelista"/>
+        <w:numPr>
+          <w:ilvl w:val="0"/>
+          <w:numId w:val="3"/>
+        </w:numPr>
+      </w:pPr>
+      <w:r>
+        <w:t xml:space="preserve">Configurar alertas de seguridad. </w:t>
+      </w:r>
+    </w:p>
+    <w:p/>
+    <w:p>
+      <w:pPr>
         <w:pStyle w:val="Ttulo1"/>
       </w:pPr>
-      <w:bookmarkStart w:id="4" w:name="_Toc224636190"/>
-      <w:r>
-        <w:t>Seguridad de cuentas</w:t>
+      <w:bookmarkStart w:id="4" w:name="_Toc224636191"/>
+      <w:r>
+        <w:t>Conclusión</w:t>
       </w:r>
       <w:bookmarkEnd w:id="4"/>
-    </w:p>
-    <w:p/>
-    <w:p/>
-    <w:p>
-      <w:pPr>
-        <w:pStyle w:val="Ttulo1"/>
-      </w:pPr>
-      <w:bookmarkStart w:id="5" w:name="_Toc224636191"/>
-      <w:r>
-        <w:t>Conclusión</w:t>
-      </w:r>
-      <w:bookmarkEnd w:id="5"/>
     </w:p>
     <w:p/>
     <w:p/>
@@ -537,17 +743,18 @@
       <w:pPr>
         <w:pStyle w:val="Ttulo1"/>
       </w:pPr>
-      <w:bookmarkStart w:id="6" w:name="_Toc224636192"/>
-      <w:r>
+      <w:bookmarkStart w:id="5" w:name="_Toc224636192"/>
+      <w:r>
+        <w:lastRenderedPageBreak/>
         <w:t>Webgrafia</w:t>
       </w:r>
-      <w:bookmarkEnd w:id="6"/>
+      <w:bookmarkEnd w:id="5"/>
     </w:p>
     <w:p/>
     <w:p/>
     <w:sectPr>
       <w:pgSz w:w="11906" w:h="16838"/>
-      <w:pgMar w:top="1417" w:right="1701" w:bottom="1417" w:left="1701" w:header="708" w:footer="708" w:gutter="0"/>
+      <w:pgMar w:top="1134" w:right="1701" w:bottom="1417" w:left="1701" w:header="708" w:footer="708" w:gutter="0"/>
       <w:cols w:space="708"/>
       <w:docGrid w:linePitch="360"/>
     </w:sectPr>
@@ -555,8 +762,289 @@
 </w:document>
 </file>
 
+<file path=word/numbering.xml><?xml version="1.0" encoding="utf-8"?>
+<w:numbering xmlns:wpc="http://schemas.microsoft.com/office/word/2010/wordprocessingCanvas" xmlns:cx="http://schemas.microsoft.com/office/drawing/2014/chartex" xmlns:cx1="http://schemas.microsoft.com/office/drawing/2015/9/8/chartex" xmlns:cx2="http://schemas.microsoft.com/office/drawing/2015/10/21/chartex" xmlns:cx3="http://schemas.microsoft.com/office/drawing/2016/5/9/chartex" xmlns:cx4="http://schemas.microsoft.com/office/drawing/2016/5/10/chartex" xmlns:cx5="http://schemas.microsoft.com/office/drawing/2016/5/11/chartex" xmlns:cx6="http://schemas.microsoft.com/office/drawing/2016/5/12/chartex" xmlns:cx7="http://schemas.microsoft.com/office/drawing/2016/5/13/chartex" xmlns:cx8="http://schemas.microsoft.com/office/drawing/2016/5/14/chartex" xmlns:mc="http://schemas.openxmlformats.org/markup-compatibility/2006" xmlns:aink="http://schemas.microsoft.com/office/drawing/2016/ink" xmlns:am3d="http://schemas.microsoft.com/office/drawing/2017/model3d" xmlns:o="urn:schemas-microsoft-com:office:office" xmlns:oel="http://schemas.microsoft.com/office/2019/extlst" xmlns:r="http://schemas.openxmlformats.org/officeDocument/2006/relationships" xmlns:m="http://schemas.openxmlformats.org/officeDocument/2006/math" xmlns:v="urn:schemas-microsoft-com:vml" xmlns:wp14="http://schemas.microsoft.com/office/word/2010/wordprocessingDrawing" xmlns:wp="http://schemas.openxmlformats.org/drawingml/2006/wordprocessingDrawing" xmlns:w10="urn:schemas-microsoft-com:office:word" xmlns:w="http://schemas.openxmlformats.org/wordprocessingml/2006/main" xmlns:w14="http://schemas.microsoft.com/office/word/2010/wordml" xmlns:w15="http://schemas.microsoft.com/office/word/2012/wordml" xmlns:w16cex="http://schemas.microsoft.com/office/word/2018/wordml/cex" xmlns:w16cid="http://schemas.microsoft.com/office/word/2016/wordml/cid" xmlns:w16="http://schemas.microsoft.com/office/word/2018/wordml" xmlns:w16du="http://schemas.microsoft.com/office/word/2023/wordml/word16du" xmlns:w16sdtdh="http://schemas.microsoft.com/office/word/2020/wordml/sdtdatahash" xmlns:w16sdtfl="http://schemas.microsoft.com/office/word/2024/wordml/sdtformatlock" xmlns:w16se="http://schemas.microsoft.com/office/word/2015/wordml/symex" xmlns:wpg="http://schemas.microsoft.com/office/word/2010/wordprocessingGroup" xmlns:wpi="http://schemas.microsoft.com/office/word/2010/wordprocessingInk" xmlns:wne="http://schemas.microsoft.com/office/word/2006/wordml" xmlns:wps="http://schemas.microsoft.com/office/word/2010/wordprocessingShape" mc:Ignorable="w14 w15 w16se w16cid w16 w16cex w16sdtdh w16sdtfl w16du wp14">
+  <w:abstractNum w:abstractNumId="0" w15:restartNumberingAfterBreak="0">
+    <w:nsid w:val="45F21915"/>
+    <w:multiLevelType w:val="hybridMultilevel"/>
+    <w:tmpl w:val="CE10EF3A"/>
+    <w:lvl w:ilvl="0" w:tplc="0C0A000F">
+      <w:start w:val="1"/>
+      <w:numFmt w:val="decimal"/>
+      <w:lvlText w:val="%1."/>
+      <w:lvlJc w:val="left"/>
+      <w:pPr>
+        <w:ind w:left="720" w:hanging="360"/>
+      </w:pPr>
+      <w:rPr>
+        <w:rFonts w:hint="default"/>
+      </w:rPr>
+    </w:lvl>
+    <w:lvl w:ilvl="1" w:tplc="0C0A0019" w:tentative="1">
+      <w:start w:val="1"/>
+      <w:numFmt w:val="lowerLetter"/>
+      <w:lvlText w:val="%2."/>
+      <w:lvlJc w:val="left"/>
+      <w:pPr>
+        <w:ind w:left="1440" w:hanging="360"/>
+      </w:pPr>
+    </w:lvl>
+    <w:lvl w:ilvl="2" w:tplc="0C0A001B" w:tentative="1">
+      <w:start w:val="1"/>
+      <w:numFmt w:val="lowerRoman"/>
+      <w:lvlText w:val="%3."/>
+      <w:lvlJc w:val="right"/>
+      <w:pPr>
+        <w:ind w:left="2160" w:hanging="180"/>
+      </w:pPr>
+    </w:lvl>
+    <w:lvl w:ilvl="3" w:tplc="0C0A000F" w:tentative="1">
+      <w:start w:val="1"/>
+      <w:numFmt w:val="decimal"/>
+      <w:lvlText w:val="%4."/>
+      <w:lvlJc w:val="left"/>
+      <w:pPr>
+        <w:ind w:left="2880" w:hanging="360"/>
+      </w:pPr>
+    </w:lvl>
+    <w:lvl w:ilvl="4" w:tplc="0C0A0019" w:tentative="1">
+      <w:start w:val="1"/>
+      <w:numFmt w:val="lowerLetter"/>
+      <w:lvlText w:val="%5."/>
+      <w:lvlJc w:val="left"/>
+      <w:pPr>
+        <w:ind w:left="3600" w:hanging="360"/>
+      </w:pPr>
+    </w:lvl>
+    <w:lvl w:ilvl="5" w:tplc="0C0A001B" w:tentative="1">
+      <w:start w:val="1"/>
+      <w:numFmt w:val="lowerRoman"/>
+      <w:lvlText w:val="%6."/>
+      <w:lvlJc w:val="right"/>
+      <w:pPr>
+        <w:ind w:left="4320" w:hanging="180"/>
+      </w:pPr>
+    </w:lvl>
+    <w:lvl w:ilvl="6" w:tplc="0C0A000F" w:tentative="1">
+      <w:start w:val="1"/>
+      <w:numFmt w:val="decimal"/>
+      <w:lvlText w:val="%7."/>
+      <w:lvlJc w:val="left"/>
+      <w:pPr>
+        <w:ind w:left="5040" w:hanging="360"/>
+      </w:pPr>
+    </w:lvl>
+    <w:lvl w:ilvl="7" w:tplc="0C0A0019" w:tentative="1">
+      <w:start w:val="1"/>
+      <w:numFmt w:val="lowerLetter"/>
+      <w:lvlText w:val="%8."/>
+      <w:lvlJc w:val="left"/>
+      <w:pPr>
+        <w:ind w:left="5760" w:hanging="360"/>
+      </w:pPr>
+    </w:lvl>
+    <w:lvl w:ilvl="8" w:tplc="0C0A001B" w:tentative="1">
+      <w:start w:val="1"/>
+      <w:numFmt w:val="lowerRoman"/>
+      <w:lvlText w:val="%9."/>
+      <w:lvlJc w:val="right"/>
+      <w:pPr>
+        <w:ind w:left="6480" w:hanging="180"/>
+      </w:pPr>
+    </w:lvl>
+  </w:abstractNum>
+  <w:abstractNum w:abstractNumId="1" w15:restartNumberingAfterBreak="0">
+    <w:nsid w:val="47875332"/>
+    <w:multiLevelType w:val="hybridMultilevel"/>
+    <w:tmpl w:val="C00871D8"/>
+    <w:lvl w:ilvl="0" w:tplc="0C0A000F">
+      <w:start w:val="1"/>
+      <w:numFmt w:val="decimal"/>
+      <w:lvlText w:val="%1."/>
+      <w:lvlJc w:val="left"/>
+      <w:pPr>
+        <w:ind w:left="720" w:hanging="360"/>
+      </w:pPr>
+      <w:rPr>
+        <w:rFonts w:hint="default"/>
+      </w:rPr>
+    </w:lvl>
+    <w:lvl w:ilvl="1" w:tplc="0C0A0019" w:tentative="1">
+      <w:start w:val="1"/>
+      <w:numFmt w:val="lowerLetter"/>
+      <w:lvlText w:val="%2."/>
+      <w:lvlJc w:val="left"/>
+      <w:pPr>
+        <w:ind w:left="1440" w:hanging="360"/>
+      </w:pPr>
+    </w:lvl>
+    <w:lvl w:ilvl="2" w:tplc="0C0A001B" w:tentative="1">
+      <w:start w:val="1"/>
+      <w:numFmt w:val="lowerRoman"/>
+      <w:lvlText w:val="%3."/>
+      <w:lvlJc w:val="right"/>
+      <w:pPr>
+        <w:ind w:left="2160" w:hanging="180"/>
+      </w:pPr>
+    </w:lvl>
+    <w:lvl w:ilvl="3" w:tplc="0C0A000F" w:tentative="1">
+      <w:start w:val="1"/>
+      <w:numFmt w:val="decimal"/>
+      <w:lvlText w:val="%4."/>
+      <w:lvlJc w:val="left"/>
+      <w:pPr>
+        <w:ind w:left="2880" w:hanging="360"/>
+      </w:pPr>
+    </w:lvl>
+    <w:lvl w:ilvl="4" w:tplc="0C0A0019" w:tentative="1">
+      <w:start w:val="1"/>
+      <w:numFmt w:val="lowerLetter"/>
+      <w:lvlText w:val="%5."/>
+      <w:lvlJc w:val="left"/>
+      <w:pPr>
+        <w:ind w:left="3600" w:hanging="360"/>
+      </w:pPr>
+    </w:lvl>
+    <w:lvl w:ilvl="5" w:tplc="0C0A001B" w:tentative="1">
+      <w:start w:val="1"/>
+      <w:numFmt w:val="lowerRoman"/>
+      <w:lvlText w:val="%6."/>
+      <w:lvlJc w:val="right"/>
+      <w:pPr>
+        <w:ind w:left="4320" w:hanging="180"/>
+      </w:pPr>
+    </w:lvl>
+    <w:lvl w:ilvl="6" w:tplc="0C0A000F" w:tentative="1">
+      <w:start w:val="1"/>
+      <w:numFmt w:val="decimal"/>
+      <w:lvlText w:val="%7."/>
+      <w:lvlJc w:val="left"/>
+      <w:pPr>
+        <w:ind w:left="5040" w:hanging="360"/>
+      </w:pPr>
+    </w:lvl>
+    <w:lvl w:ilvl="7" w:tplc="0C0A0019" w:tentative="1">
+      <w:start w:val="1"/>
+      <w:numFmt w:val="lowerLetter"/>
+      <w:lvlText w:val="%8."/>
+      <w:lvlJc w:val="left"/>
+      <w:pPr>
+        <w:ind w:left="5760" w:hanging="360"/>
+      </w:pPr>
+    </w:lvl>
+    <w:lvl w:ilvl="8" w:tplc="0C0A001B" w:tentative="1">
+      <w:start w:val="1"/>
+      <w:numFmt w:val="lowerRoman"/>
+      <w:lvlText w:val="%9."/>
+      <w:lvlJc w:val="right"/>
+      <w:pPr>
+        <w:ind w:left="6480" w:hanging="180"/>
+      </w:pPr>
+    </w:lvl>
+  </w:abstractNum>
+  <w:abstractNum w:abstractNumId="2" w15:restartNumberingAfterBreak="0">
+    <w:nsid w:val="626B7D79"/>
+    <w:multiLevelType w:val="hybridMultilevel"/>
+    <w:tmpl w:val="7F020DE2"/>
+    <w:lvl w:ilvl="0" w:tplc="0C0A000F">
+      <w:start w:val="1"/>
+      <w:numFmt w:val="decimal"/>
+      <w:lvlText w:val="%1."/>
+      <w:lvlJc w:val="left"/>
+      <w:pPr>
+        <w:ind w:left="720" w:hanging="360"/>
+      </w:pPr>
+      <w:rPr>
+        <w:rFonts w:hint="default"/>
+      </w:rPr>
+    </w:lvl>
+    <w:lvl w:ilvl="1" w:tplc="0C0A0019" w:tentative="1">
+      <w:start w:val="1"/>
+      <w:numFmt w:val="lowerLetter"/>
+      <w:lvlText w:val="%2."/>
+      <w:lvlJc w:val="left"/>
+      <w:pPr>
+        <w:ind w:left="1440" w:hanging="360"/>
+      </w:pPr>
+    </w:lvl>
+    <w:lvl w:ilvl="2" w:tplc="0C0A001B" w:tentative="1">
+      <w:start w:val="1"/>
+      <w:numFmt w:val="lowerRoman"/>
+      <w:lvlText w:val="%3."/>
+      <w:lvlJc w:val="right"/>
+      <w:pPr>
+        <w:ind w:left="2160" w:hanging="180"/>
+      </w:pPr>
+    </w:lvl>
+    <w:lvl w:ilvl="3" w:tplc="0C0A000F" w:tentative="1">
+      <w:start w:val="1"/>
+      <w:numFmt w:val="decimal"/>
+      <w:lvlText w:val="%4."/>
+      <w:lvlJc w:val="left"/>
+      <w:pPr>
+        <w:ind w:left="2880" w:hanging="360"/>
+      </w:pPr>
+    </w:lvl>
+    <w:lvl w:ilvl="4" w:tplc="0C0A0019" w:tentative="1">
+      <w:start w:val="1"/>
+      <w:numFmt w:val="lowerLetter"/>
+      <w:lvlText w:val="%5."/>
+      <w:lvlJc w:val="left"/>
+      <w:pPr>
+        <w:ind w:left="3600" w:hanging="360"/>
+      </w:pPr>
+    </w:lvl>
+    <w:lvl w:ilvl="5" w:tplc="0C0A001B" w:tentative="1">
+      <w:start w:val="1"/>
+      <w:numFmt w:val="lowerRoman"/>
+      <w:lvlText w:val="%6."/>
+      <w:lvlJc w:val="right"/>
+      <w:pPr>
+        <w:ind w:left="4320" w:hanging="180"/>
+      </w:pPr>
+    </w:lvl>
+    <w:lvl w:ilvl="6" w:tplc="0C0A000F" w:tentative="1">
+      <w:start w:val="1"/>
+      <w:numFmt w:val="decimal"/>
+      <w:lvlText w:val="%7."/>
+      <w:lvlJc w:val="left"/>
+      <w:pPr>
+        <w:ind w:left="5040" w:hanging="360"/>
+      </w:pPr>
+    </w:lvl>
+    <w:lvl w:ilvl="7" w:tplc="0C0A0019" w:tentative="1">
+      <w:start w:val="1"/>
+      <w:numFmt w:val="lowerLetter"/>
+      <w:lvlText w:val="%8."/>
+      <w:lvlJc w:val="left"/>
+      <w:pPr>
+        <w:ind w:left="5760" w:hanging="360"/>
+      </w:pPr>
+    </w:lvl>
+    <w:lvl w:ilvl="8" w:tplc="0C0A001B" w:tentative="1">
+      <w:start w:val="1"/>
+      <w:numFmt w:val="lowerRoman"/>
+      <w:lvlText w:val="%9."/>
+      <w:lvlJc w:val="right"/>
+      <w:pPr>
+        <w:ind w:left="6480" w:hanging="180"/>
+      </w:pPr>
+    </w:lvl>
+  </w:abstractNum>
+  <w:num w:numId="1" w16cid:durableId="837499326">
+    <w:abstractNumId w:val="0"/>
+  </w:num>
+  <w:num w:numId="2" w16cid:durableId="1122962540">
+    <w:abstractNumId w:val="2"/>
+  </w:num>
+  <w:num w:numId="3" w16cid:durableId="480729469">
+    <w:abstractNumId w:val="1"/>
+  </w:num>
+</w:numbering>
+</file>
+
 <file path=word/styles.xml><?xml version="1.0" encoding="utf-8"?>
-<w:styles xmlns:mc="http://schemas.openxmlformats.org/markup-compatibility/2006" xmlns:r="http://schemas.openxmlformats.org/officeDocument/2006/relationships" xmlns:w="http://schemas.openxmlformats.org/wordprocessingml/2006/main" xmlns:w14="http://schemas.microsoft.com/office/word/2010/wordml" xmlns:w15="http://schemas.microsoft.com/office/word/2012/wordml" xmlns:w16se="http://schemas.microsoft.com/office/word/2015/wordml/symex" mc:Ignorable="w14 w15 w16se">
+<w:styles xmlns:mc="http://schemas.openxmlformats.org/markup-compatibility/2006" xmlns:r="http://schemas.openxmlformats.org/officeDocument/2006/relationships" xmlns:w="http://schemas.openxmlformats.org/wordprocessingml/2006/main" xmlns:w14="http://schemas.microsoft.com/office/word/2010/wordml" xmlns:w15="http://schemas.microsoft.com/office/word/2012/wordml" xmlns:w16cex="http://schemas.microsoft.com/office/word/2018/wordml/cex" xmlns:w16cid="http://schemas.microsoft.com/office/word/2016/wordml/cid" xmlns:w16="http://schemas.microsoft.com/office/word/2018/wordml" xmlns:w16du="http://schemas.microsoft.com/office/word/2023/wordml/word16du" xmlns:w16sdtdh="http://schemas.microsoft.com/office/word/2020/wordml/sdtdatahash" xmlns:w16sdtfl="http://schemas.microsoft.com/office/word/2024/wordml/sdtformatlock" xmlns:w16se="http://schemas.microsoft.com/office/word/2015/wordml/symex" mc:Ignorable="w14 w15 w16se w16cid w16 w16cex w16sdtdh w16sdtfl w16du">
   <w:docDefaults>
     <w:rPrDefault>
       <w:rPr>
@@ -572,7 +1060,7 @@
       </w:pPr>
     </w:pPrDefault>
   </w:docDefaults>
-  <w:latentStyles w:defLockedState="0" w:defUIPriority="99" w:defSemiHidden="0" w:defUnhideWhenUsed="0" w:defQFormat="0" w:count="371">
+  <w:latentStyles w:defLockedState="0" w:defUIPriority="99" w:defSemiHidden="0" w:defUnhideWhenUsed="0" w:defQFormat="0" w:count="376">
     <w:lsdException w:name="Normal" w:uiPriority="0" w:qFormat="1"/>
     <w:lsdException w:name="heading 1" w:uiPriority="9" w:qFormat="1"/>
     <w:lsdException w:name="heading 2" w:semiHidden="1" w:uiPriority="9" w:unhideWhenUsed="1" w:qFormat="1"/>
@@ -944,6 +1432,11 @@
     <w:lsdException w:name="List Table 5 Dark Accent 6" w:uiPriority="50"/>
     <w:lsdException w:name="List Table 6 Colorful Accent 6" w:uiPriority="51"/>
     <w:lsdException w:name="List Table 7 Colorful Accent 6" w:uiPriority="52"/>
+    <w:lsdException w:name="Mention" w:semiHidden="1" w:unhideWhenUsed="1"/>
+    <w:lsdException w:name="Smart Hyperlink" w:semiHidden="1" w:unhideWhenUsed="1"/>
+    <w:lsdException w:name="Hashtag" w:semiHidden="1" w:unhideWhenUsed="1"/>
+    <w:lsdException w:name="Unresolved Mention" w:semiHidden="1" w:unhideWhenUsed="1"/>
+    <w:lsdException w:name="Smart Link" w:semiHidden="1" w:unhideWhenUsed="1"/>
   </w:latentStyles>
   <w:style w:type="paragraph" w:default="1" w:styleId="Normal">
     <w:name w:val="Normal"/>
@@ -1049,6 +1542,17 @@
       <w:color w:val="0563C1" w:themeColor="hyperlink"/>
       <w:u w:val="single"/>
     </w:rPr>
+  </w:style>
+  <w:style w:type="paragraph" w:styleId="Prrafodelista">
+    <w:name w:val="List Paragraph"/>
+    <w:basedOn w:val="Normal"/>
+    <w:uiPriority w:val="34"/>
+    <w:qFormat/>
+    <w:rsid w:val="00503403"/>
+    <w:pPr>
+      <w:ind w:left="720"/>
+      <w:contextualSpacing/>
+    </w:pPr>
   </w:style>
 </w:styles>
 </file>

--- a/Herramientas de seguridad, buenas prácticas de seguridad.docx
+++ b/Herramientas de seguridad, buenas prácticas de seguridad.docx
@@ -1,7 +1,623 @@
 
 <file path=word/document.xml><?xml version="1.0" encoding="utf-8"?>
-<w:document xmlns:wpc="http://schemas.microsoft.com/office/word/2010/wordprocessingCanvas" xmlns:cx="http://schemas.microsoft.com/office/drawing/2014/chartex" xmlns:cx1="http://schemas.microsoft.com/office/drawing/2015/9/8/chartex" xmlns:cx2="http://schemas.microsoft.com/office/drawing/2015/10/21/chartex" xmlns:cx3="http://schemas.microsoft.com/office/drawing/2016/5/9/chartex" xmlns:cx4="http://schemas.microsoft.com/office/drawing/2016/5/10/chartex" xmlns:cx5="http://schemas.microsoft.com/office/drawing/2016/5/11/chartex" xmlns:cx6="http://schemas.microsoft.com/office/drawing/2016/5/12/chartex" xmlns:cx7="http://schemas.microsoft.com/office/drawing/2016/5/13/chartex" xmlns:cx8="http://schemas.microsoft.com/office/drawing/2016/5/14/chartex" xmlns:mc="http://schemas.openxmlformats.org/markup-compatibility/2006" xmlns:aink="http://schemas.microsoft.com/office/drawing/2016/ink" xmlns:am3d="http://schemas.microsoft.com/office/drawing/2017/model3d" xmlns:o="urn:schemas-microsoft-com:office:office" xmlns:oel="http://schemas.microsoft.com/office/2019/extlst" xmlns:r="http://schemas.openxmlformats.org/officeDocument/2006/relationships" xmlns:m="http://schemas.openxmlformats.org/officeDocument/2006/math" xmlns:v="urn:schemas-microsoft-com:vml" xmlns:wp14="http://schemas.microsoft.com/office/word/2010/wordprocessingDrawing" xmlns:wp="http://schemas.openxmlformats.org/drawingml/2006/wordprocessingDrawing" xmlns:w10="urn:schemas-microsoft-com:office:word" xmlns:w="http://schemas.openxmlformats.org/wordprocessingml/2006/main" xmlns:w14="http://schemas.microsoft.com/office/word/2010/wordml" xmlns:w15="http://schemas.microsoft.com/office/word/2012/wordml" xmlns:w16cex="http://schemas.microsoft.com/office/word/2018/wordml/cex" xmlns:w16cid="http://schemas.microsoft.com/office/word/2016/wordml/cid" xmlns:w16="http://schemas.microsoft.com/office/word/2018/wordml" xmlns:w16du="http://schemas.microsoft.com/office/word/2023/wordml/word16du" xmlns:w16sdtdh="http://schemas.microsoft.com/office/word/2020/wordml/sdtdatahash" xmlns:w16sdtfl="http://schemas.microsoft.com/office/word/2024/wordml/sdtformatlock" xmlns:w16se="http://schemas.microsoft.com/office/word/2015/wordml/symex" xmlns:wpg="http://schemas.microsoft.com/office/word/2010/wordprocessingGroup" xmlns:wpi="http://schemas.microsoft.com/office/word/2010/wordprocessingInk" xmlns:wne="http://schemas.microsoft.com/office/word/2006/wordml" xmlns:wps="http://schemas.microsoft.com/office/word/2010/wordprocessingShape" mc:Ignorable="w14 w15 w16se w16cid w16 w16cex w16sdtdh w16sdtfl w16du wp14">
+<w:document xmlns:wpc="http://schemas.microsoft.com/office/word/2010/wordprocessingCanvas" xmlns:cx="http://schemas.microsoft.com/office/drawing/2014/chartex" xmlns:mc="http://schemas.openxmlformats.org/markup-compatibility/2006" xmlns:o="urn:schemas-microsoft-com:office:office" xmlns:r="http://schemas.openxmlformats.org/officeDocument/2006/relationships" xmlns:m="http://schemas.openxmlformats.org/officeDocument/2006/math" xmlns:v="urn:schemas-microsoft-com:vml" xmlns:wp14="http://schemas.microsoft.com/office/word/2010/wordprocessingDrawing" xmlns:wp="http://schemas.openxmlformats.org/drawingml/2006/wordprocessingDrawing" xmlns:w10="urn:schemas-microsoft-com:office:word" xmlns:w="http://schemas.openxmlformats.org/wordprocessingml/2006/main" xmlns:w14="http://schemas.microsoft.com/office/word/2010/wordml" xmlns:w15="http://schemas.microsoft.com/office/word/2012/wordml" xmlns:w16se="http://schemas.microsoft.com/office/word/2015/wordml/symex" xmlns:wpg="http://schemas.microsoft.com/office/word/2010/wordprocessingGroup" xmlns:wpi="http://schemas.microsoft.com/office/word/2010/wordprocessingInk" xmlns:wne="http://schemas.microsoft.com/office/word/2006/wordml" xmlns:wps="http://schemas.microsoft.com/office/word/2010/wordprocessingShape" mc:Ignorable="w14 w15 w16se wp14">
   <w:body>
+    <w:sdt>
+      <w:sdtPr>
+        <w:rPr>
+          <w:color w:val="5B9BD5" w:themeColor="accent1"/>
+        </w:rPr>
+        <w:id w:val="928159209"/>
+        <w:docPartObj>
+          <w:docPartGallery w:val="Cover Pages"/>
+          <w:docPartUnique/>
+        </w:docPartObj>
+      </w:sdtPr>
+      <w:sdtEndPr>
+        <w:rPr>
+          <w:rFonts w:eastAsiaTheme="minorHAnsi"/>
+          <w:color w:val="auto"/>
+          <w:lang w:eastAsia="en-US"/>
+        </w:rPr>
+      </w:sdtEndPr>
+      <w:sdtContent>
+        <w:p>
+          <w:pPr>
+            <w:pStyle w:val="Sinespaciado"/>
+            <w:spacing w:before="1540" w:after="240"/>
+            <w:jc w:val="center"/>
+            <w:rPr>
+              <w:color w:val="5B9BD5" w:themeColor="accent1"/>
+            </w:rPr>
+          </w:pPr>
+          <w:r>
+            <w:rPr>
+              <w:noProof/>
+              <w:color w:val="5B9BD5" w:themeColor="accent1"/>
+            </w:rPr>
+            <w:drawing>
+              <wp:inline distT="0" distB="0" distL="0" distR="0" wp14:anchorId="5E11575B" wp14:editId="5A5115F3">
+                <wp:extent cx="1417320" cy="750898"/>
+                <wp:effectExtent l="0" t="0" r="0" b="0"/>
+                <wp:docPr id="143" name="Imagen 143"/>
+                <wp:cNvGraphicFramePr>
+                  <a:graphicFrameLocks xmlns:a="http://schemas.openxmlformats.org/drawingml/2006/main" noChangeAspect="1"/>
+                </wp:cNvGraphicFramePr>
+                <a:graphic xmlns:a="http://schemas.openxmlformats.org/drawingml/2006/main">
+                  <a:graphicData uri="http://schemas.openxmlformats.org/drawingml/2006/picture">
+                    <pic:pic xmlns:pic="http://schemas.openxmlformats.org/drawingml/2006/picture">
+                      <pic:nvPicPr>
+                        <pic:cNvPr id="3" name="t55.png"/>
+                        <pic:cNvPicPr/>
+                      </pic:nvPicPr>
+                      <pic:blipFill>
+                        <a:blip r:embed="rId7" cstate="print">
+                          <a:duotone>
+                            <a:schemeClr val="accent1">
+                              <a:shade val="45000"/>
+                              <a:satMod val="135000"/>
+                            </a:schemeClr>
+                            <a:prstClr val="white"/>
+                          </a:duotone>
+                          <a:extLst>
+                            <a:ext uri="{28A0092B-C50C-407E-A947-70E740481C1C}">
+                              <a14:useLocalDpi xmlns:a14="http://schemas.microsoft.com/office/drawing/2010/main" val="0"/>
+                            </a:ext>
+                          </a:extLst>
+                        </a:blip>
+                        <a:stretch>
+                          <a:fillRect/>
+                        </a:stretch>
+                      </pic:blipFill>
+                      <pic:spPr>
+                        <a:xfrm>
+                          <a:off x="0" y="0"/>
+                          <a:ext cx="1417320" cy="750898"/>
+                        </a:xfrm>
+                        <a:prstGeom prst="rect">
+                          <a:avLst/>
+                        </a:prstGeom>
+                        <a:noFill/>
+                        <a:ln>
+                          <a:noFill/>
+                        </a:ln>
+                      </pic:spPr>
+                    </pic:pic>
+                  </a:graphicData>
+                </a:graphic>
+              </wp:inline>
+            </w:drawing>
+          </w:r>
+        </w:p>
+        <w:p>
+          <w:pPr>
+            <w:pStyle w:val="Sinespaciado"/>
+            <w:pBdr>
+              <w:top w:val="single" w:sz="6" w:space="6" w:color="5B9BD5" w:themeColor="accent1"/>
+              <w:bottom w:val="single" w:sz="6" w:space="6" w:color="5B9BD5" w:themeColor="accent1"/>
+            </w:pBdr>
+            <w:spacing w:after="240"/>
+            <w:jc w:val="center"/>
+            <w:rPr>
+              <w:rFonts w:asciiTheme="majorHAnsi" w:eastAsiaTheme="majorEastAsia" w:hAnsiTheme="majorHAnsi" w:cstheme="majorBidi"/>
+              <w:caps/>
+              <w:color w:val="5B9BD5" w:themeColor="accent1"/>
+              <w:sz w:val="80"/>
+              <w:szCs w:val="80"/>
+            </w:rPr>
+          </w:pPr>
+          <w:r>
+            <w:rPr>
+              <w:rFonts w:asciiTheme="majorHAnsi" w:eastAsiaTheme="majorEastAsia" w:hAnsiTheme="majorHAnsi" w:cstheme="majorBidi"/>
+              <w:caps/>
+              <w:color w:val="5B9BD5" w:themeColor="accent1"/>
+              <w:sz w:val="72"/>
+              <w:szCs w:val="72"/>
+            </w:rPr>
+            <w:t xml:space="preserve">investigacion </w:t>
+          </w:r>
+          <w:sdt>
+            <w:sdtPr>
+              <w:rPr>
+                <w:rFonts w:asciiTheme="majorHAnsi" w:eastAsiaTheme="majorEastAsia" w:hAnsiTheme="majorHAnsi" w:cstheme="majorBidi"/>
+                <w:caps/>
+                <w:color w:val="5B9BD5" w:themeColor="accent1"/>
+                <w:sz w:val="72"/>
+                <w:szCs w:val="72"/>
+              </w:rPr>
+              <w:alias w:val="Título"/>
+              <w:tag w:val=""/>
+              <w:id w:val="1735040861"/>
+              <w:placeholder>
+                <w:docPart w:val="6D4BAA4CECFB45129CD4CEDC5C0D0CC6"/>
+              </w:placeholder>
+              <w:dataBinding w:prefixMappings="xmlns:ns0='http://purl.org/dc/elements/1.1/' xmlns:ns1='http://schemas.openxmlformats.org/package/2006/metadata/core-properties' " w:xpath="/ns1:coreProperties[1]/ns0:title[1]" w:storeItemID="{6C3C8BC8-F283-45AE-878A-BAB7291924A1}"/>
+              <w:text/>
+            </w:sdtPr>
+            <w:sdtEndPr>
+              <w:rPr>
+                <w:sz w:val="80"/>
+                <w:szCs w:val="80"/>
+              </w:rPr>
+            </w:sdtEndPr>
+            <w:sdtContent>
+              <w:r>
+                <w:rPr>
+                  <w:rFonts w:asciiTheme="majorHAnsi" w:eastAsiaTheme="majorEastAsia" w:hAnsiTheme="majorHAnsi" w:cstheme="majorBidi"/>
+                  <w:caps/>
+                  <w:color w:val="5B9BD5" w:themeColor="accent1"/>
+                  <w:sz w:val="72"/>
+                  <w:szCs w:val="72"/>
+                </w:rPr>
+                <w:t>Configuracion de sistemas operativos</w:t>
+              </w:r>
+            </w:sdtContent>
+          </w:sdt>
+        </w:p>
+        <w:sdt>
+          <w:sdtPr>
+            <w:rPr>
+              <w:color w:val="5B9BD5" w:themeColor="accent1"/>
+              <w:sz w:val="28"/>
+              <w:szCs w:val="28"/>
+            </w:rPr>
+            <w:alias w:val="Subtítulo"/>
+            <w:tag w:val=""/>
+            <w:id w:val="328029620"/>
+            <w:placeholder>
+              <w:docPart w:val="62B05408A3E3435794D5E47BCD9534FE"/>
+            </w:placeholder>
+            <w:dataBinding w:prefixMappings="xmlns:ns0='http://purl.org/dc/elements/1.1/' xmlns:ns1='http://schemas.openxmlformats.org/package/2006/metadata/core-properties' " w:xpath="/ns1:coreProperties[1]/ns0:subject[1]" w:storeItemID="{6C3C8BC8-F283-45AE-878A-BAB7291924A1}"/>
+            <w:text/>
+          </w:sdtPr>
+          <w:sdtContent>
+            <w:p>
+              <w:pPr>
+                <w:pStyle w:val="Sinespaciado"/>
+                <w:jc w:val="center"/>
+                <w:rPr>
+                  <w:color w:val="5B9BD5" w:themeColor="accent1"/>
+                  <w:sz w:val="28"/>
+                  <w:szCs w:val="28"/>
+                </w:rPr>
+              </w:pPr>
+              <w:r>
+                <w:rPr>
+                  <w:color w:val="5B9BD5" w:themeColor="accent1"/>
+                  <w:sz w:val="28"/>
+                  <w:szCs w:val="28"/>
+                </w:rPr>
+                <w:t>Sistemas informáticos</w:t>
+              </w:r>
+            </w:p>
+          </w:sdtContent>
+        </w:sdt>
+        <w:p>
+          <w:pPr>
+            <w:pStyle w:val="Sinespaciado"/>
+            <w:spacing w:before="480"/>
+            <w:jc w:val="center"/>
+            <w:rPr>
+              <w:color w:val="5B9BD5" w:themeColor="accent1"/>
+            </w:rPr>
+          </w:pPr>
+          <w:r>
+            <w:rPr>
+              <w:noProof/>
+              <w:color w:val="5B9BD5" w:themeColor="accent1"/>
+            </w:rPr>
+            <mc:AlternateContent>
+              <mc:Choice Requires="wps">
+                <w:drawing>
+                  <wp:anchor distT="0" distB="0" distL="114300" distR="114300" simplePos="0" relativeHeight="251659264" behindDoc="0" locked="0" layoutInCell="1" allowOverlap="1" wp14:anchorId="73C3E796" wp14:editId="3D985D4E">
+                    <wp:simplePos x="0" y="0"/>
+                    <wp:positionH relativeFrom="margin">
+                      <wp:align>center</wp:align>
+                    </wp:positionH>
+                    <mc:AlternateContent>
+                      <mc:Choice Requires="wp14">
+                        <wp:positionV relativeFrom="page">
+                          <wp14:pctPosVOffset>85000</wp14:pctPosVOffset>
+                        </wp:positionV>
+                      </mc:Choice>
+                      <mc:Fallback>
+                        <wp:positionV relativeFrom="page">
+                          <wp:posOffset>9088120</wp:posOffset>
+                        </wp:positionV>
+                      </mc:Fallback>
+                    </mc:AlternateContent>
+                    <wp:extent cx="6553200" cy="557784"/>
+                    <wp:effectExtent l="0" t="0" r="0" b="12700"/>
+                    <wp:wrapNone/>
+                    <wp:docPr id="142" name="Cuadro de texto 142"/>
+                    <wp:cNvGraphicFramePr/>
+                    <a:graphic xmlns:a="http://schemas.openxmlformats.org/drawingml/2006/main">
+                      <a:graphicData uri="http://schemas.microsoft.com/office/word/2010/wordprocessingShape">
+                        <wps:wsp>
+                          <wps:cNvSpPr txBox="1"/>
+                          <wps:spPr>
+                            <a:xfrm>
+                              <a:off x="0" y="0"/>
+                              <a:ext cx="6553200" cy="557784"/>
+                            </a:xfrm>
+                            <a:prstGeom prst="rect">
+                              <a:avLst/>
+                            </a:prstGeom>
+                            <a:noFill/>
+                            <a:ln w="6350">
+                              <a:noFill/>
+                            </a:ln>
+                            <a:effectLst/>
+                          </wps:spPr>
+                          <wps:style>
+                            <a:lnRef idx="0">
+                              <a:schemeClr val="accent1"/>
+                            </a:lnRef>
+                            <a:fillRef idx="0">
+                              <a:schemeClr val="accent1"/>
+                            </a:fillRef>
+                            <a:effectRef idx="0">
+                              <a:schemeClr val="accent1"/>
+                            </a:effectRef>
+                            <a:fontRef idx="minor">
+                              <a:schemeClr val="dk1"/>
+                            </a:fontRef>
+                          </wps:style>
+                          <wps:txbx>
+                            <w:txbxContent>
+                              <w:sdt>
+                                <w:sdtPr>
+                                  <w:rPr>
+                                    <w:caps/>
+                                    <w:color w:val="5B9BD5" w:themeColor="accent1"/>
+                                    <w:sz w:val="28"/>
+                                    <w:szCs w:val="28"/>
+                                  </w:rPr>
+                                  <w:alias w:val="Fecha"/>
+                                  <w:tag w:val=""/>
+                                  <w:id w:val="197127006"/>
+                                  <w:dataBinding w:prefixMappings="xmlns:ns0='http://schemas.microsoft.com/office/2006/coverPageProps' " w:xpath="/ns0:CoverPageProperties[1]/ns0:PublishDate[1]" w:storeItemID="{55AF091B-3C7A-41E3-B477-F2FDAA23CFDA}"/>
+                                  <w:date w:fullDate="2026-03-20T00:00:00Z">
+                                    <w:dateFormat w:val="d 'de' MMMM 'de' yyyy"/>
+                                    <w:lid w:val="es-ES"/>
+                                    <w:storeMappedDataAs w:val="dateTime"/>
+                                    <w:calendar w:val="gregorian"/>
+                                  </w:date>
+                                </w:sdtPr>
+                                <w:sdtContent>
+                                  <w:p>
+                                    <w:pPr>
+                                      <w:pStyle w:val="Sinespaciado"/>
+                                      <w:spacing w:after="40"/>
+                                      <w:jc w:val="center"/>
+                                      <w:rPr>
+                                        <w:caps/>
+                                        <w:color w:val="5B9BD5" w:themeColor="accent1"/>
+                                        <w:sz w:val="28"/>
+                                        <w:szCs w:val="28"/>
+                                      </w:rPr>
+                                    </w:pPr>
+                                    <w:r>
+                                      <w:rPr>
+                                        <w:caps/>
+                                        <w:color w:val="5B9BD5" w:themeColor="accent1"/>
+                                        <w:sz w:val="28"/>
+                                        <w:szCs w:val="28"/>
+                                      </w:rPr>
+                                      <w:t>20 de marzo de 2026</w:t>
+                                    </w:r>
+                                  </w:p>
+                                </w:sdtContent>
+                              </w:sdt>
+                              <w:p>
+                                <w:pPr>
+                                  <w:pStyle w:val="Sinespaciado"/>
+                                  <w:jc w:val="center"/>
+                                  <w:rPr>
+                                    <w:color w:val="5B9BD5" w:themeColor="accent1"/>
+                                  </w:rPr>
+                                </w:pPr>
+                                <w:sdt>
+                                  <w:sdtPr>
+                                    <w:rPr>
+                                      <w:caps/>
+                                      <w:color w:val="5B9BD5" w:themeColor="accent1"/>
+                                    </w:rPr>
+                                    <w:alias w:val="Compañía"/>
+                                    <w:tag w:val=""/>
+                                    <w:id w:val="1390145197"/>
+                                    <w:dataBinding w:prefixMappings="xmlns:ns0='http://schemas.openxmlformats.org/officeDocument/2006/extended-properties' " w:xpath="/ns0:Properties[1]/ns0:Company[1]" w:storeItemID="{6668398D-A668-4E3E-A5EB-62B293D839F1}"/>
+                                    <w:text/>
+                                  </w:sdtPr>
+                                  <w:sdtContent>
+                                    <w:r>
+                                      <w:rPr>
+                                        <w:caps/>
+                                        <w:color w:val="5B9BD5" w:themeColor="accent1"/>
+                                      </w:rPr>
+                                      <w:t>Decroly</w:t>
+                                    </w:r>
+                                  </w:sdtContent>
+                                </w:sdt>
+                              </w:p>
+                              <w:p>
+                                <w:pPr>
+                                  <w:pStyle w:val="Sinespaciado"/>
+                                  <w:jc w:val="center"/>
+                                  <w:rPr>
+                                    <w:color w:val="5B9BD5" w:themeColor="accent1"/>
+                                  </w:rPr>
+                                </w:pPr>
+                                <w:sdt>
+                                  <w:sdtPr>
+                                    <w:rPr>
+                                      <w:color w:val="5B9BD5" w:themeColor="accent1"/>
+                                    </w:rPr>
+                                    <w:alias w:val="Dirección"/>
+                                    <w:tag w:val=""/>
+                                    <w:id w:val="-726379553"/>
+                                    <w:dataBinding w:prefixMappings="xmlns:ns0='http://schemas.microsoft.com/office/2006/coverPageProps' " w:xpath="/ns0:CoverPageProperties[1]/ns0:CompanyAddress[1]" w:storeItemID="{55AF091B-3C7A-41E3-B477-F2FDAA23CFDA}"/>
+                                    <w:text/>
+                                  </w:sdtPr>
+                                  <w:sdtContent>
+                                    <w:proofErr w:type="spellStart"/>
+                                    <w:r>
+                                      <w:rPr>
+                                        <w:color w:val="5B9BD5" w:themeColor="accent1"/>
+                                      </w:rPr>
+                                      <w:t>Joaquin</w:t>
+                                    </w:r>
+                                    <w:proofErr w:type="spellEnd"/>
+                                    <w:r>
+                                      <w:rPr>
+                                        <w:color w:val="5B9BD5" w:themeColor="accent1"/>
+                                      </w:rPr>
+                                      <w:t xml:space="preserve"> Camilo </w:t>
+                                    </w:r>
+                                    <w:proofErr w:type="spellStart"/>
+                                    <w:r>
+                                      <w:rPr>
+                                        <w:color w:val="5B9BD5" w:themeColor="accent1"/>
+                                      </w:rPr>
+                                      <w:t>Arone</w:t>
+                                    </w:r>
+                                    <w:proofErr w:type="spellEnd"/>
+                                    <w:r>
+                                      <w:rPr>
+                                        <w:color w:val="5B9BD5" w:themeColor="accent1"/>
+                                      </w:rPr>
+                                      <w:t xml:space="preserve"> Chuque</w:t>
+                                    </w:r>
+                                  </w:sdtContent>
+                                </w:sdt>
+                              </w:p>
+                            </w:txbxContent>
+                          </wps:txbx>
+                          <wps:bodyPr rot="0" spcFirstLastPara="0" vertOverflow="overflow" horzOverflow="overflow" vert="horz" wrap="square" lIns="0" tIns="0" rIns="0" bIns="0" numCol="1" spcCol="0" rtlCol="0" fromWordArt="0" anchor="b" anchorCtr="0" forceAA="0" compatLnSpc="1">
+                            <a:prstTxWarp prst="textNoShape">
+                              <a:avLst/>
+                            </a:prstTxWarp>
+                            <a:spAutoFit/>
+                          </wps:bodyPr>
+                        </wps:wsp>
+                      </a:graphicData>
+                    </a:graphic>
+                    <wp14:sizeRelH relativeFrom="margin">
+                      <wp14:pctWidth>100000</wp14:pctWidth>
+                    </wp14:sizeRelH>
+                    <wp14:sizeRelV relativeFrom="margin">
+                      <wp14:pctHeight>0</wp14:pctHeight>
+                    </wp14:sizeRelV>
+                  </wp:anchor>
+                </w:drawing>
+              </mc:Choice>
+              <mc:Fallback>
+                <w:pict>
+                  <v:shapetype w14:anchorId="73C3E796" id="_x0000_t202" coordsize="21600,21600" o:spt="202" path="m,l,21600r21600,l21600,xe">
+                    <v:stroke joinstyle="miter"/>
+                    <v:path gradientshapeok="t" o:connecttype="rect"/>
+                  </v:shapetype>
+                  <v:shape id="Cuadro de texto 142" o:spid="_x0000_s1026" type="#_x0000_t202" style="position:absolute;left:0;text-align:left;margin-left:0;margin-top:0;width:516pt;height:43.9pt;z-index:251659264;visibility:visible;mso-wrap-style:square;mso-width-percent:1000;mso-height-percent:0;mso-top-percent:850;mso-wrap-distance-left:9pt;mso-wrap-distance-top:0;mso-wrap-distance-right:9pt;mso-wrap-distance-bottom:0;mso-position-horizontal:center;mso-position-horizontal-relative:margin;mso-position-vertical-relative:page;mso-width-percent:1000;mso-height-percent:0;mso-top-percent:850;mso-width-relative:margin;mso-height-relative:margin;v-text-anchor:bottom" o:gfxdata="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" filled="f" stroked="f" strokeweight=".5pt">
+                    <v:textbox style="mso-fit-shape-to-text:t" inset="0,0,0,0">
+                      <w:txbxContent>
+                        <w:sdt>
+                          <w:sdtPr>
+                            <w:rPr>
+                              <w:caps/>
+                              <w:color w:val="5B9BD5" w:themeColor="accent1"/>
+                              <w:sz w:val="28"/>
+                              <w:szCs w:val="28"/>
+                            </w:rPr>
+                            <w:alias w:val="Fecha"/>
+                            <w:tag w:val=""/>
+                            <w:id w:val="197127006"/>
+                            <w:dataBinding w:prefixMappings="xmlns:ns0='http://schemas.microsoft.com/office/2006/coverPageProps' " w:xpath="/ns0:CoverPageProperties[1]/ns0:PublishDate[1]" w:storeItemID="{55AF091B-3C7A-41E3-B477-F2FDAA23CFDA}"/>
+                            <w:date w:fullDate="2026-03-20T00:00:00Z">
+                              <w:dateFormat w:val="d 'de' MMMM 'de' yyyy"/>
+                              <w:lid w:val="es-ES"/>
+                              <w:storeMappedDataAs w:val="dateTime"/>
+                              <w:calendar w:val="gregorian"/>
+                            </w:date>
+                          </w:sdtPr>
+                          <w:sdtContent>
+                            <w:p>
+                              <w:pPr>
+                                <w:pStyle w:val="Sinespaciado"/>
+                                <w:spacing w:after="40"/>
+                                <w:jc w:val="center"/>
+                                <w:rPr>
+                                  <w:caps/>
+                                  <w:color w:val="5B9BD5" w:themeColor="accent1"/>
+                                  <w:sz w:val="28"/>
+                                  <w:szCs w:val="28"/>
+                                </w:rPr>
+                              </w:pPr>
+                              <w:r>
+                                <w:rPr>
+                                  <w:caps/>
+                                  <w:color w:val="5B9BD5" w:themeColor="accent1"/>
+                                  <w:sz w:val="28"/>
+                                  <w:szCs w:val="28"/>
+                                </w:rPr>
+                                <w:t>20 de marzo de 2026</w:t>
+                              </w:r>
+                            </w:p>
+                          </w:sdtContent>
+                        </w:sdt>
+                        <w:p>
+                          <w:pPr>
+                            <w:pStyle w:val="Sinespaciado"/>
+                            <w:jc w:val="center"/>
+                            <w:rPr>
+                              <w:color w:val="5B9BD5" w:themeColor="accent1"/>
+                            </w:rPr>
+                          </w:pPr>
+                          <w:sdt>
+                            <w:sdtPr>
+                              <w:rPr>
+                                <w:caps/>
+                                <w:color w:val="5B9BD5" w:themeColor="accent1"/>
+                              </w:rPr>
+                              <w:alias w:val="Compañía"/>
+                              <w:tag w:val=""/>
+                              <w:id w:val="1390145197"/>
+                              <w:dataBinding w:prefixMappings="xmlns:ns0='http://schemas.openxmlformats.org/officeDocument/2006/extended-properties' " w:xpath="/ns0:Properties[1]/ns0:Company[1]" w:storeItemID="{6668398D-A668-4E3E-A5EB-62B293D839F1}"/>
+                              <w:text/>
+                            </w:sdtPr>
+                            <w:sdtContent>
+                              <w:r>
+                                <w:rPr>
+                                  <w:caps/>
+                                  <w:color w:val="5B9BD5" w:themeColor="accent1"/>
+                                </w:rPr>
+                                <w:t>Decroly</w:t>
+                              </w:r>
+                            </w:sdtContent>
+                          </w:sdt>
+                        </w:p>
+                        <w:p>
+                          <w:pPr>
+                            <w:pStyle w:val="Sinespaciado"/>
+                            <w:jc w:val="center"/>
+                            <w:rPr>
+                              <w:color w:val="5B9BD5" w:themeColor="accent1"/>
+                            </w:rPr>
+                          </w:pPr>
+                          <w:sdt>
+                            <w:sdtPr>
+                              <w:rPr>
+                                <w:color w:val="5B9BD5" w:themeColor="accent1"/>
+                              </w:rPr>
+                              <w:alias w:val="Dirección"/>
+                              <w:tag w:val=""/>
+                              <w:id w:val="-726379553"/>
+                              <w:dataBinding w:prefixMappings="xmlns:ns0='http://schemas.microsoft.com/office/2006/coverPageProps' " w:xpath="/ns0:CoverPageProperties[1]/ns0:CompanyAddress[1]" w:storeItemID="{55AF091B-3C7A-41E3-B477-F2FDAA23CFDA}"/>
+                              <w:text/>
+                            </w:sdtPr>
+                            <w:sdtContent>
+                              <w:proofErr w:type="spellStart"/>
+                              <w:r>
+                                <w:rPr>
+                                  <w:color w:val="5B9BD5" w:themeColor="accent1"/>
+                                </w:rPr>
+                                <w:t>Joaquin</w:t>
+                              </w:r>
+                              <w:proofErr w:type="spellEnd"/>
+                              <w:r>
+                                <w:rPr>
+                                  <w:color w:val="5B9BD5" w:themeColor="accent1"/>
+                                </w:rPr>
+                                <w:t xml:space="preserve"> Camilo </w:t>
+                              </w:r>
+                              <w:proofErr w:type="spellStart"/>
+                              <w:r>
+                                <w:rPr>
+                                  <w:color w:val="5B9BD5" w:themeColor="accent1"/>
+                                </w:rPr>
+                                <w:t>Arone</w:t>
+                              </w:r>
+                              <w:proofErr w:type="spellEnd"/>
+                              <w:r>
+                                <w:rPr>
+                                  <w:color w:val="5B9BD5" w:themeColor="accent1"/>
+                                </w:rPr>
+                                <w:t xml:space="preserve"> Chuque</w:t>
+                              </w:r>
+                            </w:sdtContent>
+                          </w:sdt>
+                        </w:p>
+                      </w:txbxContent>
+                    </v:textbox>
+                    <w10:wrap anchorx="margin" anchory="page"/>
+                  </v:shape>
+                </w:pict>
+              </mc:Fallback>
+            </mc:AlternateContent>
+          </w:r>
+          <w:r>
+            <w:rPr>
+              <w:noProof/>
+              <w:color w:val="5B9BD5" w:themeColor="accent1"/>
+            </w:rPr>
+            <w:drawing>
+              <wp:inline distT="0" distB="0" distL="0" distR="0" wp14:anchorId="19403DE6" wp14:editId="50935BBF">
+                <wp:extent cx="758952" cy="478932"/>
+                <wp:effectExtent l="0" t="0" r="3175" b="0"/>
+                <wp:docPr id="144" name="Imagen 144"/>
+                <wp:cNvGraphicFramePr>
+                  <a:graphicFrameLocks xmlns:a="http://schemas.openxmlformats.org/drawingml/2006/main" noChangeAspect="1"/>
+                </wp:cNvGraphicFramePr>
+                <a:graphic xmlns:a="http://schemas.openxmlformats.org/drawingml/2006/main">
+                  <a:graphicData uri="http://schemas.openxmlformats.org/drawingml/2006/picture">
+                    <pic:pic xmlns:pic="http://schemas.openxmlformats.org/drawingml/2006/picture">
+                      <pic:nvPicPr>
+                        <pic:cNvPr id="9" name="roco bottom.png"/>
+                        <pic:cNvPicPr/>
+                      </pic:nvPicPr>
+                      <pic:blipFill>
+                        <a:blip r:embed="rId8" cstate="print">
+                          <a:duotone>
+                            <a:schemeClr val="accent1">
+                              <a:shade val="45000"/>
+                              <a:satMod val="135000"/>
+                            </a:schemeClr>
+                            <a:prstClr val="white"/>
+                          </a:duotone>
+                          <a:extLst>
+                            <a:ext uri="{28A0092B-C50C-407E-A947-70E740481C1C}">
+                              <a14:useLocalDpi xmlns:a14="http://schemas.microsoft.com/office/drawing/2010/main" val="0"/>
+                            </a:ext>
+                          </a:extLst>
+                        </a:blip>
+                        <a:stretch>
+                          <a:fillRect/>
+                        </a:stretch>
+                      </pic:blipFill>
+                      <pic:spPr>
+                        <a:xfrm>
+                          <a:off x="0" y="0"/>
+                          <a:ext cx="758952" cy="478932"/>
+                        </a:xfrm>
+                        <a:prstGeom prst="rect">
+                          <a:avLst/>
+                        </a:prstGeom>
+                      </pic:spPr>
+                    </pic:pic>
+                  </a:graphicData>
+                </a:graphic>
+              </wp:inline>
+            </w:drawing>
+          </w:r>
+        </w:p>
+        <w:p>
+          <w:r>
+            <w:br w:type="page"/>
+          </w:r>
+        </w:p>
+        <w:bookmarkStart w:id="0" w:name="_GoBack" w:displacedByCustomXml="next"/>
+        <w:bookmarkEnd w:id="0" w:displacedByCustomXml="next"/>
+      </w:sdtContent>
+    </w:sdt>
     <w:p/>
     <w:sdt>
       <w:sdtPr>
@@ -25,6 +641,54 @@
         </w:rPr>
       </w:sdtEndPr>
       <w:sdtContent>
+        <w:p>
+          <w:pPr>
+            <w:pStyle w:val="TtuloTDC"/>
+            <w:rPr>
+              <w:rFonts w:asciiTheme="minorHAnsi" w:eastAsiaTheme="minorHAnsi" w:hAnsiTheme="minorHAnsi" w:cstheme="minorBidi"/>
+              <w:color w:val="auto"/>
+              <w:sz w:val="22"/>
+              <w:szCs w:val="22"/>
+              <w:lang w:eastAsia="en-US"/>
+            </w:rPr>
+          </w:pPr>
+        </w:p>
+        <w:p>
+          <w:pPr>
+            <w:pStyle w:val="TtuloTDC"/>
+            <w:rPr>
+              <w:rFonts w:asciiTheme="minorHAnsi" w:eastAsiaTheme="minorHAnsi" w:hAnsiTheme="minorHAnsi" w:cstheme="minorBidi"/>
+              <w:color w:val="auto"/>
+              <w:sz w:val="22"/>
+              <w:szCs w:val="22"/>
+              <w:lang w:eastAsia="en-US"/>
+            </w:rPr>
+          </w:pPr>
+        </w:p>
+        <w:p>
+          <w:pPr>
+            <w:pStyle w:val="TtuloTDC"/>
+            <w:rPr>
+              <w:rFonts w:asciiTheme="minorHAnsi" w:eastAsiaTheme="minorHAnsi" w:hAnsiTheme="minorHAnsi" w:cstheme="minorBidi"/>
+              <w:color w:val="auto"/>
+              <w:sz w:val="22"/>
+              <w:szCs w:val="22"/>
+              <w:lang w:eastAsia="en-US"/>
+            </w:rPr>
+          </w:pPr>
+        </w:p>
+        <w:p>
+          <w:pPr>
+            <w:pStyle w:val="TtuloTDC"/>
+            <w:rPr>
+              <w:rFonts w:asciiTheme="minorHAnsi" w:eastAsiaTheme="minorHAnsi" w:hAnsiTheme="minorHAnsi" w:cstheme="minorBidi"/>
+              <w:color w:val="auto"/>
+              <w:sz w:val="22"/>
+              <w:szCs w:val="22"/>
+              <w:lang w:eastAsia="en-US"/>
+            </w:rPr>
+          </w:pPr>
+        </w:p>
         <w:p>
           <w:pPr>
             <w:pStyle w:val="TtuloTDC"/>
@@ -472,29 +1136,51 @@
       <w:pPr>
         <w:pStyle w:val="Ttulo1"/>
       </w:pPr>
-      <w:bookmarkStart w:id="0" w:name="_Toc224636187"/>
+      <w:bookmarkStart w:id="1" w:name="_Toc224636187"/>
+    </w:p>
+    <w:p>
+      <w:pPr>
+        <w:pStyle w:val="Ttulo1"/>
+      </w:pPr>
       <w:r>
         <w:t>Introducción</w:t>
       </w:r>
-      <w:bookmarkEnd w:id="0"/>
+      <w:bookmarkEnd w:id="1"/>
       <w:r>
         <w:t xml:space="preserve"> </w:t>
       </w:r>
     </w:p>
     <w:p/>
+    <w:p>
+      <w:r>
+        <w:t xml:space="preserve">La ciberseguridad es un aspecto fundamental en el uso de los sistemas informáticos en la actualidad, ya que cada vez más actividades personales, académicas y profesionales dependen de la tecnología. La creciente cantidad de amenazas digitales, como el malware, el phishing o los accesos no autorizados, hace necesario aplicar medidas de protección eficaces. </w:t>
+      </w:r>
+    </w:p>
     <w:p/>
     <w:p>
+      <w:r>
+        <w:t>En este contexto, es importante conocer las principales herramientas de seguridad, así como adoptar buenas prácticas y aplicar medidas específicas para proteger las cuentas personales. Estas acciones permiten reducir riesgos, proteger la información y garantizar un uso seguro de los sistemas informáticos.</w:t>
+      </w:r>
+      <w:r>
+        <w:br w:type="page"/>
+      </w:r>
+    </w:p>
+    <w:p/>
+    <w:p>
       <w:pPr>
         <w:pStyle w:val="Ttulo1"/>
       </w:pPr>
-      <w:bookmarkStart w:id="1" w:name="_Toc224636188"/>
+      <w:bookmarkStart w:id="2" w:name="_Toc224636188"/>
       <w:r>
         <w:t>Herramientas de seguridad</w:t>
       </w:r>
-      <w:bookmarkEnd w:id="1"/>
-    </w:p>
-    <w:p/>
-    <w:p/>
+      <w:bookmarkEnd w:id="2"/>
+    </w:p>
+    <w:p>
+      <w:r>
+        <w:t xml:space="preserve">Las herramientas de seguridad son aplicaciones y sistemas diseñadas para proteger los equipos informáticos, redes y datos frente a amenazas como virus, accesos no autorizados, robo de datos, fuga de datos. Estas herramientas actúan como una primera línea de defensa de cualquier sistema operativo. </w:t>
+      </w:r>
+    </w:p>
     <w:p>
       <w:pPr>
         <w:pStyle w:val="Prrafodelista"/>
@@ -502,12 +1188,90 @@
           <w:ilvl w:val="0"/>
           <w:numId w:val="1"/>
         </w:numPr>
-      </w:pPr>
-      <w:r>
+        <w:rPr>
+          <w:b/>
+        </w:rPr>
+      </w:pPr>
+      <w:r>
+        <w:rPr>
+          <w:b/>
+        </w:rPr>
         <w:t>Antivirus y antimalware</w:t>
       </w:r>
       <w:r>
+        <w:rPr>
+          <w:b/>
+        </w:rPr>
         <w:t>.</w:t>
+      </w:r>
+    </w:p>
+    <w:p>
+      <w:r>
+        <w:t xml:space="preserve">Programas diseñados para encargarse de: Detectar, bloquear y eliminar software malicioso (virus, troyanos, </w:t>
+      </w:r>
+      <w:proofErr w:type="spellStart"/>
+      <w:r>
+        <w:t>ransomware</w:t>
+      </w:r>
+      <w:proofErr w:type="spellEnd"/>
+      <w:r>
+        <w:t xml:space="preserve">, etc.). Funcionan mediante análisis de archivos y comportamientos sospechosos para evitar infecciones del sistema. </w:t>
+      </w:r>
+    </w:p>
+    <w:p>
+      <w:r>
+        <w:rPr>
+          <w:noProof/>
+          <w:lang w:eastAsia="es-ES"/>
+        </w:rPr>
+        <w:drawing>
+          <wp:inline distT="0" distB="0" distL="0" distR="0" wp14:anchorId="590E09C8" wp14:editId="13C450F4">
+            <wp:extent cx="3648075" cy="2258332"/>
+            <wp:effectExtent l="0" t="0" r="0" b="8890"/>
+            <wp:docPr id="3" name="Imagen 3" descr="Diferencias entre antivirus y antimalware - F1 Informatics"/>
+            <wp:cNvGraphicFramePr>
+              <a:graphicFrameLocks xmlns:a="http://schemas.openxmlformats.org/drawingml/2006/main" noChangeAspect="1"/>
+            </wp:cNvGraphicFramePr>
+            <a:graphic xmlns:a="http://schemas.openxmlformats.org/drawingml/2006/main">
+              <a:graphicData uri="http://schemas.openxmlformats.org/drawingml/2006/picture">
+                <pic:pic xmlns:pic="http://schemas.openxmlformats.org/drawingml/2006/picture">
+                  <pic:nvPicPr>
+                    <pic:cNvPr id="0" name="Picture 8" descr="Diferencias entre antivirus y antimalware - F1 Informatics"/>
+                    <pic:cNvPicPr>
+                      <a:picLocks noChangeAspect="1" noChangeArrowheads="1"/>
+                    </pic:cNvPicPr>
+                  </pic:nvPicPr>
+                  <pic:blipFill>
+                    <a:blip r:embed="rId9">
+                      <a:extLst>
+                        <a:ext uri="{28A0092B-C50C-407E-A947-70E740481C1C}">
+                          <a14:useLocalDpi xmlns:a14="http://schemas.microsoft.com/office/drawing/2010/main" val="0"/>
+                        </a:ext>
+                      </a:extLst>
+                    </a:blip>
+                    <a:srcRect/>
+                    <a:stretch>
+                      <a:fillRect/>
+                    </a:stretch>
+                  </pic:blipFill>
+                  <pic:spPr bwMode="auto">
+                    <a:xfrm>
+                      <a:off x="0" y="0"/>
+                      <a:ext cx="3659791" cy="2265585"/>
+                    </a:xfrm>
+                    <a:prstGeom prst="rect">
+                      <a:avLst/>
+                    </a:prstGeom>
+                    <a:noFill/>
+                    <a:ln>
+                      <a:noFill/>
+                    </a:ln>
+                  </pic:spPr>
+                </pic:pic>
+              </a:graphicData>
+            </a:graphic>
+          </wp:inline>
+        </w:drawing>
       </w:r>
     </w:p>
     <w:p>
@@ -517,12 +1281,85 @@
           <w:ilvl w:val="0"/>
           <w:numId w:val="1"/>
         </w:numPr>
-      </w:pPr>
-      <w:r>
+        <w:rPr>
+          <w:b/>
+        </w:rPr>
+      </w:pPr>
+      <w:r>
+        <w:rPr>
+          <w:b/>
+        </w:rPr>
         <w:t>Firewall (cortafuegos)</w:t>
       </w:r>
       <w:r>
+        <w:rPr>
+          <w:b/>
+        </w:rPr>
         <w:t>.</w:t>
+      </w:r>
+    </w:p>
+    <w:p>
+      <w:r>
+        <w:t xml:space="preserve">El firewall es una herramienta que controla el tráfico de red entrante y saliente, permitiendo o bloqueando conexiones según reglas de seguridad. Su objetivo es evitar accesos no autorizados a un dispositivo o red. </w:t>
+      </w:r>
+    </w:p>
+    <w:p>
+      <w:r>
+        <w:rPr>
+          <w:noProof/>
+          <w:lang w:eastAsia="es-ES"/>
+        </w:rPr>
+        <w:drawing>
+          <wp:inline distT="0" distB="0" distL="0" distR="0" wp14:anchorId="33B19FB2" wp14:editId="3DB20973">
+            <wp:extent cx="3009900" cy="3104595"/>
+            <wp:effectExtent l="0" t="0" r="0" b="635"/>
+            <wp:docPr id="2" name="Imagen 2" descr="Cortafuegos (forestal) - Wikipedia, la enciclopedia libre"/>
+            <wp:cNvGraphicFramePr>
+              <a:graphicFrameLocks xmlns:a="http://schemas.openxmlformats.org/drawingml/2006/main" noChangeAspect="1"/>
+            </wp:cNvGraphicFramePr>
+            <a:graphic xmlns:a="http://schemas.openxmlformats.org/drawingml/2006/main">
+              <a:graphicData uri="http://schemas.openxmlformats.org/drawingml/2006/picture">
+                <pic:pic xmlns:pic="http://schemas.openxmlformats.org/drawingml/2006/picture">
+                  <pic:nvPicPr>
+                    <pic:cNvPr id="0" name="Picture 6" descr="Cortafuegos (forestal) - Wikipedia, la enciclopedia libre"/>
+                    <pic:cNvPicPr>
+                      <a:picLocks noChangeAspect="1" noChangeArrowheads="1"/>
+                    </pic:cNvPicPr>
+                  </pic:nvPicPr>
+                  <pic:blipFill rotWithShape="1">
+                    <a:blip r:embed="rId10" cstate="print">
+                      <a:extLst>
+                        <a:ext uri="{28A0092B-C50C-407E-A947-70E740481C1C}">
+                          <a14:useLocalDpi xmlns:a14="http://schemas.microsoft.com/office/drawing/2010/main" val="0"/>
+                        </a:ext>
+                      </a:extLst>
+                    </a:blip>
+                    <a:srcRect l="20352" t="11274" r="24416" b="46000"/>
+                    <a:stretch/>
+                  </pic:blipFill>
+                  <pic:spPr bwMode="auto">
+                    <a:xfrm>
+                      <a:off x="0" y="0"/>
+                      <a:ext cx="3017006" cy="3111924"/>
+                    </a:xfrm>
+                    <a:prstGeom prst="rect">
+                      <a:avLst/>
+                    </a:prstGeom>
+                    <a:noFill/>
+                    <a:ln>
+                      <a:noFill/>
+                    </a:ln>
+                    <a:extLst>
+                      <a:ext uri="{53640926-AAD7-44D8-BBD7-CCE9431645EC}">
+                        <a14:shadowObscured xmlns:a14="http://schemas.microsoft.com/office/drawing/2010/main"/>
+                      </a:ext>
+                    </a:extLst>
+                  </pic:spPr>
+                </pic:pic>
+              </a:graphicData>
+            </a:graphic>
+          </wp:inline>
+        </w:drawing>
       </w:r>
     </w:p>
     <w:p>
@@ -532,12 +1369,83 @@
           <w:ilvl w:val="0"/>
           <w:numId w:val="1"/>
         </w:numPr>
-      </w:pPr>
-      <w:r>
+        <w:rPr>
+          <w:b/>
+        </w:rPr>
+      </w:pPr>
+      <w:r>
+        <w:rPr>
+          <w:b/>
+        </w:rPr>
+        <w:lastRenderedPageBreak/>
         <w:t>Gestores de contraseñas</w:t>
       </w:r>
       <w:r>
+        <w:rPr>
+          <w:b/>
+        </w:rPr>
         <w:t>.</w:t>
+      </w:r>
+    </w:p>
+    <w:p>
+      <w:r>
+        <w:t xml:space="preserve">Como su nombre indica permite almacenar contraseñas y gestionarlas de forma segura, también puede servir como un generador de claves complejas y evitando que el usuario tenga que recordarlas todas. </w:t>
+      </w:r>
+    </w:p>
+    <w:p>
+      <w:r>
+        <w:rPr>
+          <w:noProof/>
+          <w:lang w:eastAsia="es-ES"/>
+        </w:rPr>
+        <w:drawing>
+          <wp:inline distT="0" distB="0" distL="0" distR="0" wp14:anchorId="4C0F80AA" wp14:editId="1433C870">
+            <wp:extent cx="2971800" cy="1671638"/>
+            <wp:effectExtent l="0" t="0" r="0" b="5080"/>
+            <wp:docPr id="4" name="Imagen 4" descr="Gestores de Contraseñas, una forma eficaz de almacenar y recordar tus  contraseñas"/>
+            <wp:cNvGraphicFramePr>
+              <a:graphicFrameLocks xmlns:a="http://schemas.openxmlformats.org/drawingml/2006/main" noChangeAspect="1"/>
+            </wp:cNvGraphicFramePr>
+            <a:graphic xmlns:a="http://schemas.openxmlformats.org/drawingml/2006/main">
+              <a:graphicData uri="http://schemas.openxmlformats.org/drawingml/2006/picture">
+                <pic:pic xmlns:pic="http://schemas.openxmlformats.org/drawingml/2006/picture">
+                  <pic:nvPicPr>
+                    <pic:cNvPr id="0" name="Picture 10" descr="Gestores de Contraseñas, una forma eficaz de almacenar y recordar tus  contraseñas"/>
+                    <pic:cNvPicPr>
+                      <a:picLocks noChangeAspect="1" noChangeArrowheads="1"/>
+                    </pic:cNvPicPr>
+                  </pic:nvPicPr>
+                  <pic:blipFill>
+                    <a:blip r:embed="rId11" cstate="print">
+                      <a:extLst>
+                        <a:ext uri="{28A0092B-C50C-407E-A947-70E740481C1C}">
+                          <a14:useLocalDpi xmlns:a14="http://schemas.microsoft.com/office/drawing/2010/main" val="0"/>
+                        </a:ext>
+                      </a:extLst>
+                    </a:blip>
+                    <a:srcRect/>
+                    <a:stretch>
+                      <a:fillRect/>
+                    </a:stretch>
+                  </pic:blipFill>
+                  <pic:spPr bwMode="auto">
+                    <a:xfrm>
+                      <a:off x="0" y="0"/>
+                      <a:ext cx="2985628" cy="1679416"/>
+                    </a:xfrm>
+                    <a:prstGeom prst="rect">
+                      <a:avLst/>
+                    </a:prstGeom>
+                    <a:noFill/>
+                    <a:ln>
+                      <a:noFill/>
+                    </a:ln>
+                  </pic:spPr>
+                </pic:pic>
+              </a:graphicData>
+            </a:graphic>
+          </wp:inline>
+        </w:drawing>
       </w:r>
     </w:p>
     <w:p>
@@ -547,12 +1455,85 @@
           <w:ilvl w:val="0"/>
           <w:numId w:val="1"/>
         </w:numPr>
-      </w:pPr>
-      <w:r>
+        <w:rPr>
+          <w:b/>
+        </w:rPr>
+      </w:pPr>
+      <w:r>
+        <w:rPr>
+          <w:b/>
+        </w:rPr>
         <w:t>Autenticación multifactorial</w:t>
       </w:r>
       <w:r>
+        <w:rPr>
+          <w:b/>
+        </w:rPr>
         <w:t>.</w:t>
+      </w:r>
+    </w:p>
+    <w:p>
+      <w:r>
+        <w:t>Es un sistema de seguridad que en esencia requiere de dos o más formas de verificación para acceder a una cuenta</w:t>
+      </w:r>
+      <w:r>
+        <w:t xml:space="preserve">, como por ejemplo la contraseña y un código enviado al móvil. </w:t>
+      </w:r>
+    </w:p>
+    <w:p>
+      <w:r>
+        <w:rPr>
+          <w:noProof/>
+          <w:lang w:eastAsia="es-ES"/>
+        </w:rPr>
+        <w:drawing>
+          <wp:inline distT="0" distB="0" distL="0" distR="0" wp14:anchorId="743898AE" wp14:editId="4F05E17C">
+            <wp:extent cx="3124200" cy="1762125"/>
+            <wp:effectExtent l="0" t="0" r="0" b="9525"/>
+            <wp:docPr id="5" name="Imagen 5" descr="Qué es la Autenticación por 2 Pasos y por qué es importante para su  seguridad? - TecnoSoluciones.com"/>
+            <wp:cNvGraphicFramePr>
+              <a:graphicFrameLocks xmlns:a="http://schemas.openxmlformats.org/drawingml/2006/main" noChangeAspect="1"/>
+            </wp:cNvGraphicFramePr>
+            <a:graphic xmlns:a="http://schemas.openxmlformats.org/drawingml/2006/main">
+              <a:graphicData uri="http://schemas.openxmlformats.org/drawingml/2006/picture">
+                <pic:pic xmlns:pic="http://schemas.openxmlformats.org/drawingml/2006/picture">
+                  <pic:nvPicPr>
+                    <pic:cNvPr id="0" name="Picture 12" descr="Qué es la Autenticación por 2 Pasos y por qué es importante para su  seguridad? - TecnoSoluciones.com"/>
+                    <pic:cNvPicPr>
+                      <a:picLocks noChangeAspect="1" noChangeArrowheads="1"/>
+                    </pic:cNvPicPr>
+                  </pic:nvPicPr>
+                  <pic:blipFill>
+                    <a:blip r:embed="rId12">
+                      <a:extLst>
+                        <a:ext uri="{28A0092B-C50C-407E-A947-70E740481C1C}">
+                          <a14:useLocalDpi xmlns:a14="http://schemas.microsoft.com/office/drawing/2010/main" val="0"/>
+                        </a:ext>
+                      </a:extLst>
+                    </a:blip>
+                    <a:srcRect/>
+                    <a:stretch>
+                      <a:fillRect/>
+                    </a:stretch>
+                  </pic:blipFill>
+                  <pic:spPr bwMode="auto">
+                    <a:xfrm>
+                      <a:off x="0" y="0"/>
+                      <a:ext cx="3124200" cy="1762125"/>
+                    </a:xfrm>
+                    <a:prstGeom prst="rect">
+                      <a:avLst/>
+                    </a:prstGeom>
+                    <a:noFill/>
+                    <a:ln>
+                      <a:noFill/>
+                    </a:ln>
+                  </pic:spPr>
+                </pic:pic>
+              </a:graphicData>
+            </a:graphic>
+          </wp:inline>
+        </w:drawing>
       </w:r>
     </w:p>
     <w:p>
@@ -562,26 +1543,101 @@
           <w:ilvl w:val="0"/>
           <w:numId w:val="1"/>
         </w:numPr>
-      </w:pPr>
-      <w:r>
+        <w:rPr>
+          <w:b/>
+        </w:rPr>
+      </w:pPr>
+      <w:r>
+        <w:rPr>
+          <w:b/>
+        </w:rPr>
         <w:t>VPN (Red Privada Virtual)</w:t>
       </w:r>
       <w:r>
+        <w:rPr>
+          <w:b/>
+        </w:rPr>
         <w:t>.</w:t>
       </w:r>
     </w:p>
+    <w:p>
+      <w:r>
+        <w:t xml:space="preserve">Una herramienta que permite cifrar la conexión a internet, ocultando la información que se envía y recibe. Es especialmente útil al usar redes públicas, ya que protege los datos frente a posibles interceptaciones. </w:t>
+      </w:r>
+    </w:p>
+    <w:p>
+      <w:r>
+        <w:rPr>
+          <w:noProof/>
+          <w:lang w:eastAsia="es-ES"/>
+        </w:rPr>
+        <w:drawing>
+          <wp:inline distT="0" distB="0" distL="0" distR="0" wp14:anchorId="4AB63945" wp14:editId="2B0DF8F3">
+            <wp:extent cx="2543175" cy="2543175"/>
+            <wp:effectExtent l="0" t="0" r="9525" b="9525"/>
+            <wp:docPr id="6" name="Imagen 6" descr="VPN - Secure VPN Proxy - Apps en Google Play"/>
+            <wp:cNvGraphicFramePr>
+              <a:graphicFrameLocks xmlns:a="http://schemas.openxmlformats.org/drawingml/2006/main" noChangeAspect="1"/>
+            </wp:cNvGraphicFramePr>
+            <a:graphic xmlns:a="http://schemas.openxmlformats.org/drawingml/2006/main">
+              <a:graphicData uri="http://schemas.openxmlformats.org/drawingml/2006/picture">
+                <pic:pic xmlns:pic="http://schemas.openxmlformats.org/drawingml/2006/picture">
+                  <pic:nvPicPr>
+                    <pic:cNvPr id="0" name="Picture 14" descr="VPN - Secure VPN Proxy - Apps en Google Play"/>
+                    <pic:cNvPicPr>
+                      <a:picLocks noChangeAspect="1" noChangeArrowheads="1"/>
+                    </pic:cNvPicPr>
+                  </pic:nvPicPr>
+                  <pic:blipFill>
+                    <a:blip r:embed="rId13">
+                      <a:extLst>
+                        <a:ext uri="{28A0092B-C50C-407E-A947-70E740481C1C}">
+                          <a14:useLocalDpi xmlns:a14="http://schemas.microsoft.com/office/drawing/2010/main" val="0"/>
+                        </a:ext>
+                      </a:extLst>
+                    </a:blip>
+                    <a:srcRect/>
+                    <a:stretch>
+                      <a:fillRect/>
+                    </a:stretch>
+                  </pic:blipFill>
+                  <pic:spPr bwMode="auto">
+                    <a:xfrm>
+                      <a:off x="0" y="0"/>
+                      <a:ext cx="2543175" cy="2543175"/>
+                    </a:xfrm>
+                    <a:prstGeom prst="rect">
+                      <a:avLst/>
+                    </a:prstGeom>
+                    <a:noFill/>
+                    <a:ln>
+                      <a:noFill/>
+                    </a:ln>
+                  </pic:spPr>
+                </pic:pic>
+              </a:graphicData>
+            </a:graphic>
+          </wp:inline>
+        </w:drawing>
+      </w:r>
+    </w:p>
+    <w:p>
+      <w:pPr>
+        <w:pStyle w:val="Ttulo1"/>
+      </w:pPr>
+      <w:bookmarkStart w:id="3" w:name="_Toc224636189"/>
+      <w:r>
+        <w:lastRenderedPageBreak/>
+        <w:t>Buenas prácticas</w:t>
+      </w:r>
+      <w:bookmarkEnd w:id="3"/>
+    </w:p>
     <w:p/>
     <w:p>
-      <w:pPr>
-        <w:pStyle w:val="Ttulo1"/>
-      </w:pPr>
-      <w:bookmarkStart w:id="2" w:name="_Toc224636189"/>
-      <w:r>
-        <w:t>Buenas prácticas</w:t>
-      </w:r>
-      <w:bookmarkEnd w:id="2"/>
-    </w:p>
-    <w:p/>
+      <w:r>
+        <w:t xml:space="preserve">Lo llamado “Buenas practicas” se conoce como buenos hábitos y medidas que los usuarios deben seguir para reducir riesgos en el uso de sistemas informáticos. No quieren herramientas complejas, pero son esenciales para prevenir posibles ataques y proteger la información. </w:t>
+      </w:r>
+    </w:p>
     <w:p>
       <w:pPr>
         <w:pStyle w:val="Prrafodelista"/>
@@ -589,12 +1645,26 @@
           <w:ilvl w:val="0"/>
           <w:numId w:val="2"/>
         </w:numPr>
-      </w:pPr>
-      <w:r>
+        <w:rPr>
+          <w:b/>
+        </w:rPr>
+      </w:pPr>
+      <w:r>
+        <w:rPr>
+          <w:b/>
+        </w:rPr>
         <w:t>Usar contraseñas seguras</w:t>
       </w:r>
       <w:r>
+        <w:rPr>
+          <w:b/>
+        </w:rPr>
         <w:t>.</w:t>
+      </w:r>
+    </w:p>
+    <w:p>
+      <w:r>
+        <w:t xml:space="preserve">Consiste en usar contraseñas largas, complejas y difíciles de adivinar, combinando letras, números y símbolos. </w:t>
       </w:r>
     </w:p>
     <w:p>
@@ -604,12 +1674,26 @@
           <w:ilvl w:val="0"/>
           <w:numId w:val="2"/>
         </w:numPr>
-      </w:pPr>
-      <w:r>
+        <w:rPr>
+          <w:b/>
+        </w:rPr>
+      </w:pPr>
+      <w:r>
+        <w:rPr>
+          <w:b/>
+        </w:rPr>
         <w:t>No reutilizar contraseñas</w:t>
       </w:r>
       <w:r>
+        <w:rPr>
+          <w:b/>
+        </w:rPr>
         <w:t>.</w:t>
+      </w:r>
+    </w:p>
+    <w:p>
+      <w:r>
+        <w:t xml:space="preserve">Utilizar la misma contraseña repetidas veces en diferentes cuentas puede ser muy arriesgado, porque si una es comprometida, todas las demás también pueden serlo. </w:t>
       </w:r>
     </w:p>
     <w:p>
@@ -619,12 +1703,26 @@
           <w:ilvl w:val="0"/>
           <w:numId w:val="2"/>
         </w:numPr>
-      </w:pPr>
-      <w:r>
+        <w:rPr>
+          <w:b/>
+        </w:rPr>
+      </w:pPr>
+      <w:r>
+        <w:rPr>
+          <w:b/>
+        </w:rPr>
         <w:t>Mantener el software actualizado</w:t>
       </w:r>
       <w:r>
+        <w:rPr>
+          <w:b/>
+        </w:rPr>
         <w:t>.</w:t>
+      </w:r>
+    </w:p>
+    <w:p>
+      <w:r>
+        <w:t xml:space="preserve">Actualizar el sistema y aplicaciones permite la corrección de fallos de seguridad (vulnerabilidades) que pueden ser explotados por atacantes. Es una de las medidas más importantes de protección. </w:t>
       </w:r>
     </w:p>
     <w:p>
@@ -634,12 +1732,26 @@
           <w:ilvl w:val="0"/>
           <w:numId w:val="2"/>
         </w:numPr>
-      </w:pPr>
-      <w:r>
+        <w:rPr>
+          <w:b/>
+        </w:rPr>
+      </w:pPr>
+      <w:r>
+        <w:rPr>
+          <w:b/>
+        </w:rPr>
         <w:t>Evitar enlaces sospechosos(phishing)</w:t>
       </w:r>
       <w:r>
+        <w:rPr>
+          <w:b/>
+        </w:rPr>
         <w:t>.</w:t>
+      </w:r>
+    </w:p>
+    <w:p>
+      <w:r>
+        <w:t xml:space="preserve">El phising es una técnica que se basa en engañar al usuario para robar información. Por eso es importante no entrar en enlaces desconocidos o sospechoso, especialmente en correos o mensajes. </w:t>
       </w:r>
     </w:p>
     <w:p>
@@ -649,22 +1761,94 @@
           <w:ilvl w:val="0"/>
           <w:numId w:val="2"/>
         </w:numPr>
-      </w:pPr>
-      <w:r>
+        <w:rPr>
+          <w:b/>
+        </w:rPr>
+      </w:pPr>
+      <w:r>
+        <w:rPr>
+          <w:b/>
+        </w:rPr>
         <w:t>Realizar copias de seguridad.</w:t>
       </w:r>
     </w:p>
     <w:p>
+      <w:r>
+        <w:t>Las copias de seguridad permiten la recuperación la información en caso de pérdida, fallo o ataque. Debe de hacerse periódicamente y guardarse en lugares seguros.</w:t>
+      </w:r>
+    </w:p>
+    <w:p>
+      <w:r>
+        <w:rPr>
+          <w:noProof/>
+          <w:lang w:eastAsia="es-ES"/>
+        </w:rPr>
+        <w:drawing>
+          <wp:inline distT="0" distB="0" distL="0" distR="0" wp14:anchorId="2D5C6F24" wp14:editId="7EEA157E">
+            <wp:extent cx="5400040" cy="3020647"/>
+            <wp:effectExtent l="0" t="0" r="0" b="8890"/>
+            <wp:docPr id="7" name="Imagen 7" descr="APRENDÍ A PENSAR : r/IntelligenceScaling"/>
+            <wp:cNvGraphicFramePr>
+              <a:graphicFrameLocks xmlns:a="http://schemas.openxmlformats.org/drawingml/2006/main" noChangeAspect="1"/>
+            </wp:cNvGraphicFramePr>
+            <a:graphic xmlns:a="http://schemas.openxmlformats.org/drawingml/2006/main">
+              <a:graphicData uri="http://schemas.openxmlformats.org/drawingml/2006/picture">
+                <pic:pic xmlns:pic="http://schemas.openxmlformats.org/drawingml/2006/picture">
+                  <pic:nvPicPr>
+                    <pic:cNvPr id="0" name="Picture 16" descr="APRENDÍ A PENSAR : r/IntelligenceScaling"/>
+                    <pic:cNvPicPr>
+                      <a:picLocks noChangeAspect="1" noChangeArrowheads="1"/>
+                    </pic:cNvPicPr>
+                  </pic:nvPicPr>
+                  <pic:blipFill>
+                    <a:blip r:embed="rId14">
+                      <a:extLst>
+                        <a:ext uri="{28A0092B-C50C-407E-A947-70E740481C1C}">
+                          <a14:useLocalDpi xmlns:a14="http://schemas.microsoft.com/office/drawing/2010/main" val="0"/>
+                        </a:ext>
+                      </a:extLst>
+                    </a:blip>
+                    <a:srcRect/>
+                    <a:stretch>
+                      <a:fillRect/>
+                    </a:stretch>
+                  </pic:blipFill>
+                  <pic:spPr bwMode="auto">
+                    <a:xfrm>
+                      <a:off x="0" y="0"/>
+                      <a:ext cx="5400040" cy="3020647"/>
+                    </a:xfrm>
+                    <a:prstGeom prst="rect">
+                      <a:avLst/>
+                    </a:prstGeom>
+                    <a:noFill/>
+                    <a:ln>
+                      <a:noFill/>
+                    </a:ln>
+                  </pic:spPr>
+                </pic:pic>
+              </a:graphicData>
+            </a:graphic>
+          </wp:inline>
+        </w:drawing>
+      </w:r>
+    </w:p>
+    <w:p>
       <w:pPr>
         <w:pStyle w:val="Ttulo1"/>
       </w:pPr>
-      <w:bookmarkStart w:id="3" w:name="_Toc224636190"/>
-      <w:r>
+      <w:bookmarkStart w:id="4" w:name="_Toc224636190"/>
+      <w:r>
+        <w:lastRenderedPageBreak/>
         <w:t>Seguridad de cuentas</w:t>
       </w:r>
-      <w:bookmarkEnd w:id="3"/>
-    </w:p>
-    <w:p/>
+      <w:bookmarkEnd w:id="4"/>
+    </w:p>
+    <w:p>
+      <w:r>
+        <w:t xml:space="preserve">La seguridad de las cuentas se centra en proteger el acceso a datos personales, como correos electrónicos, redes sociales o plataformas digitales. </w:t>
+      </w:r>
+    </w:p>
     <w:p>
       <w:pPr>
         <w:pStyle w:val="Prrafodelista"/>
@@ -672,9 +1856,20 @@
           <w:ilvl w:val="0"/>
           <w:numId w:val="3"/>
         </w:numPr>
-      </w:pPr>
-      <w:r>
+        <w:rPr>
+          <w:b/>
+        </w:rPr>
+      </w:pPr>
+      <w:r>
+        <w:rPr>
+          <w:b/>
+        </w:rPr>
         <w:t>Activar la verificación de dos pasos.</w:t>
+      </w:r>
+    </w:p>
+    <w:p>
+      <w:r>
+        <w:t xml:space="preserve">Menciona anteriormente, pero es una parte, esta permite añadir una capa extra de seguridad que requiere una segunda verificación. </w:t>
       </w:r>
     </w:p>
     <w:p>
@@ -684,9 +1879,20 @@
           <w:ilvl w:val="0"/>
           <w:numId w:val="3"/>
         </w:numPr>
-      </w:pPr>
-      <w:r>
+        <w:rPr>
+          <w:b/>
+        </w:rPr>
+      </w:pPr>
+      <w:r>
+        <w:rPr>
+          <w:b/>
+        </w:rPr>
         <w:t>Revisar actividad de la cuenta.</w:t>
+      </w:r>
+    </w:p>
+    <w:p>
+      <w:r>
+        <w:t xml:space="preserve">Consiste en comprobar los inicios de sesión y dispositivos conectados para detectar entradas sospechosas. </w:t>
       </w:r>
     </w:p>
     <w:p>
@@ -696,9 +1902,23 @@
           <w:ilvl w:val="0"/>
           <w:numId w:val="3"/>
         </w:numPr>
-      </w:pPr>
-      <w:r>
+        <w:rPr>
+          <w:b/>
+        </w:rPr>
+      </w:pPr>
+      <w:r>
+        <w:rPr>
+          <w:b/>
+        </w:rPr>
         <w:t xml:space="preserve">No compartir credenciales. </w:t>
+      </w:r>
+    </w:p>
+    <w:p>
+      <w:r>
+        <w:t xml:space="preserve">Las contraseñas y datos de acceso deben ser privados. Compartir datos </w:t>
+      </w:r>
+      <w:r>
+        <w:t xml:space="preserve">íntimos aumenta el riesgo de que la cuenta sea comprometida. </w:t>
       </w:r>
     </w:p>
     <w:p>
@@ -708,9 +1928,20 @@
           <w:ilvl w:val="0"/>
           <w:numId w:val="3"/>
         </w:numPr>
-      </w:pPr>
-      <w:r>
+        <w:rPr>
+          <w:b/>
+        </w:rPr>
+      </w:pPr>
+      <w:r>
+        <w:rPr>
+          <w:b/>
+        </w:rPr>
         <w:t>Cerrar sesión en dispositivos públicos.</w:t>
+      </w:r>
+    </w:p>
+    <w:p>
+      <w:r>
+        <w:t xml:space="preserve">Cuando se accede desde ordenadores compartidos, es importante cerrar sesión para evitar que otras personas puedan entrar otros. </w:t>
       </w:r>
     </w:p>
     <w:p>
@@ -720,42 +1951,176 @@
           <w:ilvl w:val="0"/>
           <w:numId w:val="3"/>
         </w:numPr>
-      </w:pPr>
-      <w:r>
+        <w:rPr>
+          <w:b/>
+        </w:rPr>
+      </w:pPr>
+      <w:r>
+        <w:rPr>
+          <w:b/>
+        </w:rPr>
         <w:t xml:space="preserve">Configurar alertas de seguridad. </w:t>
       </w:r>
     </w:p>
+    <w:p>
+      <w:r>
+        <w:t>Muchas plataformas permiten activar notificaciones cuando ocurre algo inusual. Estas alertas ayudan a detectar accesos no autorizados de forma inmediata.</w:t>
+      </w:r>
+    </w:p>
     <w:p/>
     <w:p>
-      <w:pPr>
-        <w:pStyle w:val="Ttulo1"/>
-      </w:pPr>
-      <w:bookmarkStart w:id="4" w:name="_Toc224636191"/>
-      <w:r>
-        <w:t>Conclusión</w:t>
-      </w:r>
-      <w:bookmarkEnd w:id="4"/>
+      <w:r>
+        <w:rPr>
+          <w:noProof/>
+          <w:lang w:eastAsia="es-ES"/>
+        </w:rPr>
+        <w:drawing>
+          <wp:inline distT="0" distB="0" distL="0" distR="0" wp14:anchorId="03EDB87C" wp14:editId="060BC072">
+            <wp:extent cx="5400040" cy="2637020"/>
+            <wp:effectExtent l="0" t="0" r="0" b="0"/>
+            <wp:docPr id="8" name="Imagen 8" descr="Qué sistema de seguridad utilizar en nuestras cuentas y dispositivos?"/>
+            <wp:cNvGraphicFramePr>
+              <a:graphicFrameLocks xmlns:a="http://schemas.openxmlformats.org/drawingml/2006/main" noChangeAspect="1"/>
+            </wp:cNvGraphicFramePr>
+            <a:graphic xmlns:a="http://schemas.openxmlformats.org/drawingml/2006/main">
+              <a:graphicData uri="http://schemas.openxmlformats.org/drawingml/2006/picture">
+                <pic:pic xmlns:pic="http://schemas.openxmlformats.org/drawingml/2006/picture">
+                  <pic:nvPicPr>
+                    <pic:cNvPr id="0" name="Picture 18" descr="Qué sistema de seguridad utilizar en nuestras cuentas y dispositivos?"/>
+                    <pic:cNvPicPr>
+                      <a:picLocks noChangeAspect="1" noChangeArrowheads="1"/>
+                    </pic:cNvPicPr>
+                  </pic:nvPicPr>
+                  <pic:blipFill>
+                    <a:blip r:embed="rId15">
+                      <a:extLst>
+                        <a:ext uri="{28A0092B-C50C-407E-A947-70E740481C1C}">
+                          <a14:useLocalDpi xmlns:a14="http://schemas.microsoft.com/office/drawing/2010/main" val="0"/>
+                        </a:ext>
+                      </a:extLst>
+                    </a:blip>
+                    <a:srcRect/>
+                    <a:stretch>
+                      <a:fillRect/>
+                    </a:stretch>
+                  </pic:blipFill>
+                  <pic:spPr bwMode="auto">
+                    <a:xfrm>
+                      <a:off x="0" y="0"/>
+                      <a:ext cx="5400040" cy="2637020"/>
+                    </a:xfrm>
+                    <a:prstGeom prst="rect">
+                      <a:avLst/>
+                    </a:prstGeom>
+                    <a:noFill/>
+                    <a:ln>
+                      <a:noFill/>
+                    </a:ln>
+                  </pic:spPr>
+                </pic:pic>
+              </a:graphicData>
+            </a:graphic>
+          </wp:inline>
+        </w:drawing>
+      </w:r>
     </w:p>
     <w:p/>
     <w:p/>
     <w:p/>
+    <w:p/>
+    <w:p/>
     <w:p>
       <w:pPr>
         <w:pStyle w:val="Ttulo1"/>
       </w:pPr>
-      <w:bookmarkStart w:id="5" w:name="_Toc224636192"/>
+      <w:bookmarkStart w:id="5" w:name="_Toc224636191"/>
       <w:r>
         <w:lastRenderedPageBreak/>
+        <w:t>Conclusión</w:t>
+      </w:r>
+      <w:bookmarkEnd w:id="5"/>
+    </w:p>
+    <w:p/>
+    <w:p>
+      <w:r>
+        <w:t xml:space="preserve">En conclusión, la seguridad informática es un elemento clave para proteger tanto los dispositivos como la información personal en el entorno digital. El uso de herramientas de seguridad, junto con la aplicación de buenas prácticas y una correcta gestión de las cuentas, permite minimizar las amenazas y prevenir posibles ataques. </w:t>
+      </w:r>
+    </w:p>
+    <w:p/>
+    <w:p>
+      <w:r>
+        <w:t>Por ello, es fundamental que los usuarios sean conscientes de los riesgos existentes y adopten medidas de protección de forma habitual. La combinación de conocimiento, prevención y responsabilidad es esencial para garantizar una experiencia segura en el uso de las tecnologías.</w:t>
+      </w:r>
+    </w:p>
+    <w:p/>
+    <w:p/>
+    <w:p/>
+    <w:p>
+      <w:pPr>
+        <w:pStyle w:val="Ttulo1"/>
+      </w:pPr>
+      <w:bookmarkStart w:id="6" w:name="_Toc224636192"/>
+      <w:r>
         <w:t>Webgrafia</w:t>
       </w:r>
-      <w:bookmarkEnd w:id="5"/>
-    </w:p>
+      <w:bookmarkEnd w:id="6"/>
+    </w:p>
+    <w:p>
+      <w:pPr>
+        <w:tabs>
+          <w:tab w:val="left" w:pos="1005"/>
+        </w:tabs>
+      </w:pPr>
+      <w:r>
+        <w:tab/>
+      </w:r>
+    </w:p>
+    <w:p>
+      <w:pPr>
+        <w:tabs>
+          <w:tab w:val="left" w:pos="1005"/>
+        </w:tabs>
+      </w:pPr>
+      <w:hyperlink r:id="rId16" w:history="1">
+        <w:r>
+          <w:rPr>
+            <w:rStyle w:val="Hipervnculo"/>
+          </w:rPr>
+          <w:t>https://www.stormshield.com/es/productos-y-servicios/productos/seguridad-de-red/?at_medium=sl&amp;at_campaign=sea-2026&amp;at_platform=google&amp;at_campaign_group=network-security&amp;gad_source=1&amp;gad_campaignid=21692885668&amp;gbraid=0AAAAA-M_9U61Qy2WWVDvlTRmgcGVtzz8f&amp;gclid=Cj0KCQjw4PPNBhD8ARIsAMo-icwLaTaQKLPgS0V68kJven_PNfMW5nM4fMlKH3i6kNHWGCyoeRg6U00aArQoEALw_wcB</w:t>
+        </w:r>
+      </w:hyperlink>
+    </w:p>
+    <w:p>
+      <w:hyperlink r:id="rId17" w:history="1">
+        <w:r>
+          <w:rPr>
+            <w:rStyle w:val="Hipervnculo"/>
+          </w:rPr>
+          <w:t>https://www.bitdefender.es/consumer/support/answer/105298/</w:t>
+        </w:r>
+      </w:hyperlink>
+    </w:p>
+    <w:p>
+      <w:hyperlink r:id="rId18" w:history="1">
+        <w:r>
+          <w:rPr>
+            <w:rStyle w:val="Hipervnculo"/>
+          </w:rPr>
+          <w:t>https://www.incibe.es/node/500297</w:t>
+        </w:r>
+      </w:hyperlink>
+    </w:p>
+    <w:p/>
+    <w:p/>
+    <w:p/>
     <w:p/>
     <w:p/>
     <w:sectPr>
       <w:pgSz w:w="11906" w:h="16838"/>
       <w:pgMar w:top="1134" w:right="1701" w:bottom="1417" w:left="1701" w:header="708" w:footer="708" w:gutter="0"/>
+      <w:pgNumType w:start="0"/>
       <w:cols w:space="708"/>
+      <w:titlePg/>
       <w:docGrid w:linePitch="360"/>
     </w:sectPr>
   </w:body>
@@ -763,7 +2128,7 @@
 </file>
 
 <file path=word/numbering.xml><?xml version="1.0" encoding="utf-8"?>
-<w:numbering xmlns:wpc="http://schemas.microsoft.com/office/word/2010/wordprocessingCanvas" xmlns:cx="http://schemas.microsoft.com/office/drawing/2014/chartex" xmlns:cx1="http://schemas.microsoft.com/office/drawing/2015/9/8/chartex" xmlns:cx2="http://schemas.microsoft.com/office/drawing/2015/10/21/chartex" xmlns:cx3="http://schemas.microsoft.com/office/drawing/2016/5/9/chartex" xmlns:cx4="http://schemas.microsoft.com/office/drawing/2016/5/10/chartex" xmlns:cx5="http://schemas.microsoft.com/office/drawing/2016/5/11/chartex" xmlns:cx6="http://schemas.microsoft.com/office/drawing/2016/5/12/chartex" xmlns:cx7="http://schemas.microsoft.com/office/drawing/2016/5/13/chartex" xmlns:cx8="http://schemas.microsoft.com/office/drawing/2016/5/14/chartex" xmlns:mc="http://schemas.openxmlformats.org/markup-compatibility/2006" xmlns:aink="http://schemas.microsoft.com/office/drawing/2016/ink" xmlns:am3d="http://schemas.microsoft.com/office/drawing/2017/model3d" xmlns:o="urn:schemas-microsoft-com:office:office" xmlns:oel="http://schemas.microsoft.com/office/2019/extlst" xmlns:r="http://schemas.openxmlformats.org/officeDocument/2006/relationships" xmlns:m="http://schemas.openxmlformats.org/officeDocument/2006/math" xmlns:v="urn:schemas-microsoft-com:vml" xmlns:wp14="http://schemas.microsoft.com/office/word/2010/wordprocessingDrawing" xmlns:wp="http://schemas.openxmlformats.org/drawingml/2006/wordprocessingDrawing" xmlns:w10="urn:schemas-microsoft-com:office:word" xmlns:w="http://schemas.openxmlformats.org/wordprocessingml/2006/main" xmlns:w14="http://schemas.microsoft.com/office/word/2010/wordml" xmlns:w15="http://schemas.microsoft.com/office/word/2012/wordml" xmlns:w16cex="http://schemas.microsoft.com/office/word/2018/wordml/cex" xmlns:w16cid="http://schemas.microsoft.com/office/word/2016/wordml/cid" xmlns:w16="http://schemas.microsoft.com/office/word/2018/wordml" xmlns:w16du="http://schemas.microsoft.com/office/word/2023/wordml/word16du" xmlns:w16sdtdh="http://schemas.microsoft.com/office/word/2020/wordml/sdtdatahash" xmlns:w16sdtfl="http://schemas.microsoft.com/office/word/2024/wordml/sdtformatlock" xmlns:w16se="http://schemas.microsoft.com/office/word/2015/wordml/symex" xmlns:wpg="http://schemas.microsoft.com/office/word/2010/wordprocessingGroup" xmlns:wpi="http://schemas.microsoft.com/office/word/2010/wordprocessingInk" xmlns:wne="http://schemas.microsoft.com/office/word/2006/wordml" xmlns:wps="http://schemas.microsoft.com/office/word/2010/wordprocessingShape" mc:Ignorable="w14 w15 w16se w16cid w16 w16cex w16sdtdh w16sdtfl w16du wp14">
+<w:numbering xmlns:wpc="http://schemas.microsoft.com/office/word/2010/wordprocessingCanvas" xmlns:cx="http://schemas.microsoft.com/office/drawing/2014/chartex" xmlns:mc="http://schemas.openxmlformats.org/markup-compatibility/2006" xmlns:o="urn:schemas-microsoft-com:office:office" xmlns:r="http://schemas.openxmlformats.org/officeDocument/2006/relationships" xmlns:m="http://schemas.openxmlformats.org/officeDocument/2006/math" xmlns:v="urn:schemas-microsoft-com:vml" xmlns:wp14="http://schemas.microsoft.com/office/word/2010/wordprocessingDrawing" xmlns:wp="http://schemas.openxmlformats.org/drawingml/2006/wordprocessingDrawing" xmlns:w10="urn:schemas-microsoft-com:office:word" xmlns:w="http://schemas.openxmlformats.org/wordprocessingml/2006/main" xmlns:w14="http://schemas.microsoft.com/office/word/2010/wordml" xmlns:w15="http://schemas.microsoft.com/office/word/2012/wordml" xmlns:w16se="http://schemas.microsoft.com/office/word/2015/wordml/symex" xmlns:wpg="http://schemas.microsoft.com/office/word/2010/wordprocessingGroup" xmlns:wpi="http://schemas.microsoft.com/office/word/2010/wordprocessingInk" xmlns:wne="http://schemas.microsoft.com/office/word/2006/wordml" xmlns:wps="http://schemas.microsoft.com/office/word/2010/wordprocessingShape" mc:Ignorable="w14 w15 w16se wp14">
   <w:abstractNum w:abstractNumId="0" w15:restartNumberingAfterBreak="0">
     <w:nsid w:val="45F21915"/>
     <w:multiLevelType w:val="hybridMultilevel"/>
@@ -1031,20 +2396,20 @@
       </w:pPr>
     </w:lvl>
   </w:abstractNum>
-  <w:num w:numId="1" w16cid:durableId="837499326">
+  <w:num w:numId="1">
     <w:abstractNumId w:val="0"/>
   </w:num>
-  <w:num w:numId="2" w16cid:durableId="1122962540">
+  <w:num w:numId="2">
     <w:abstractNumId w:val="2"/>
   </w:num>
-  <w:num w:numId="3" w16cid:durableId="480729469">
+  <w:num w:numId="3">
     <w:abstractNumId w:val="1"/>
   </w:num>
 </w:numbering>
 </file>
 
 <file path=word/styles.xml><?xml version="1.0" encoding="utf-8"?>
-<w:styles xmlns:mc="http://schemas.openxmlformats.org/markup-compatibility/2006" xmlns:r="http://schemas.openxmlformats.org/officeDocument/2006/relationships" xmlns:w="http://schemas.openxmlformats.org/wordprocessingml/2006/main" xmlns:w14="http://schemas.microsoft.com/office/word/2010/wordml" xmlns:w15="http://schemas.microsoft.com/office/word/2012/wordml" xmlns:w16cex="http://schemas.microsoft.com/office/word/2018/wordml/cex" xmlns:w16cid="http://schemas.microsoft.com/office/word/2016/wordml/cid" xmlns:w16="http://schemas.microsoft.com/office/word/2018/wordml" xmlns:w16du="http://schemas.microsoft.com/office/word/2023/wordml/word16du" xmlns:w16sdtdh="http://schemas.microsoft.com/office/word/2020/wordml/sdtdatahash" xmlns:w16sdtfl="http://schemas.microsoft.com/office/word/2024/wordml/sdtformatlock" xmlns:w16se="http://schemas.microsoft.com/office/word/2015/wordml/symex" mc:Ignorable="w14 w15 w16se w16cid w16 w16cex w16sdtdh w16sdtfl w16du">
+<w:styles xmlns:mc="http://schemas.openxmlformats.org/markup-compatibility/2006" xmlns:r="http://schemas.openxmlformats.org/officeDocument/2006/relationships" xmlns:w="http://schemas.openxmlformats.org/wordprocessingml/2006/main" xmlns:w14="http://schemas.microsoft.com/office/word/2010/wordml" xmlns:w15="http://schemas.microsoft.com/office/word/2012/wordml" xmlns:w16se="http://schemas.microsoft.com/office/word/2015/wordml/symex" mc:Ignorable="w14 w15 w16se">
   <w:docDefaults>
     <w:rPrDefault>
       <w:rPr>
@@ -1060,7 +2425,7 @@
       </w:pPr>
     </w:pPrDefault>
   </w:docDefaults>
-  <w:latentStyles w:defLockedState="0" w:defUIPriority="99" w:defSemiHidden="0" w:defUnhideWhenUsed="0" w:defQFormat="0" w:count="376">
+  <w:latentStyles w:defLockedState="0" w:defUIPriority="99" w:defSemiHidden="0" w:defUnhideWhenUsed="0" w:defQFormat="0" w:count="371">
     <w:lsdException w:name="Normal" w:uiPriority="0" w:qFormat="1"/>
     <w:lsdException w:name="heading 1" w:uiPriority="9" w:qFormat="1"/>
     <w:lsdException w:name="heading 2" w:semiHidden="1" w:uiPriority="9" w:unhideWhenUsed="1" w:qFormat="1"/>
@@ -1432,11 +2797,6 @@
     <w:lsdException w:name="List Table 5 Dark Accent 6" w:uiPriority="50"/>
     <w:lsdException w:name="List Table 6 Colorful Accent 6" w:uiPriority="51"/>
     <w:lsdException w:name="List Table 7 Colorful Accent 6" w:uiPriority="52"/>
-    <w:lsdException w:name="Mention" w:semiHidden="1" w:unhideWhenUsed="1"/>
-    <w:lsdException w:name="Smart Hyperlink" w:semiHidden="1" w:unhideWhenUsed="1"/>
-    <w:lsdException w:name="Hashtag" w:semiHidden="1" w:unhideWhenUsed="1"/>
-    <w:lsdException w:name="Unresolved Mention" w:semiHidden="1" w:unhideWhenUsed="1"/>
-    <w:lsdException w:name="Smart Link" w:semiHidden="1" w:unhideWhenUsed="1"/>
   </w:latentStyles>
   <w:style w:type="paragraph" w:default="1" w:styleId="Normal">
     <w:name w:val="Normal"/>
@@ -1554,7 +2914,623 @@
       <w:contextualSpacing/>
     </w:pPr>
   </w:style>
+  <w:style w:type="paragraph" w:styleId="Sinespaciado">
+    <w:name w:val="No Spacing"/>
+    <w:link w:val="SinespaciadoCar"/>
+    <w:uiPriority w:val="1"/>
+    <w:qFormat/>
+    <w:rsid w:val="007A66C3"/>
+    <w:pPr>
+      <w:spacing w:after="0" w:line="240" w:lineRule="auto"/>
+    </w:pPr>
+    <w:rPr>
+      <w:rFonts w:eastAsiaTheme="minorEastAsia"/>
+      <w:lang w:eastAsia="es-ES"/>
+    </w:rPr>
+  </w:style>
+  <w:style w:type="character" w:customStyle="1" w:styleId="SinespaciadoCar">
+    <w:name w:val="Sin espaciado Car"/>
+    <w:basedOn w:val="Fuentedeprrafopredeter"/>
+    <w:link w:val="Sinespaciado"/>
+    <w:uiPriority w:val="1"/>
+    <w:rsid w:val="007A66C3"/>
+    <w:rPr>
+      <w:rFonts w:eastAsiaTheme="minorEastAsia"/>
+      <w:lang w:eastAsia="es-ES"/>
+    </w:rPr>
+  </w:style>
 </w:styles>
+</file>
+
+<file path=word/glossary/document.xml><?xml version="1.0" encoding="utf-8"?>
+<w:glossaryDocument xmlns:wpc="http://schemas.microsoft.com/office/word/2010/wordprocessingCanvas" xmlns:cx="http://schemas.microsoft.com/office/drawing/2014/chartex" xmlns:mc="http://schemas.openxmlformats.org/markup-compatibility/2006" xmlns:o="urn:schemas-microsoft-com:office:office" xmlns:r="http://schemas.openxmlformats.org/officeDocument/2006/relationships" xmlns:m="http://schemas.openxmlformats.org/officeDocument/2006/math" xmlns:v="urn:schemas-microsoft-com:vml" xmlns:wp14="http://schemas.microsoft.com/office/word/2010/wordprocessingDrawing" xmlns:wp="http://schemas.openxmlformats.org/drawingml/2006/wordprocessingDrawing" xmlns:w10="urn:schemas-microsoft-com:office:word" xmlns:w="http://schemas.openxmlformats.org/wordprocessingml/2006/main" xmlns:w14="http://schemas.microsoft.com/office/word/2010/wordml" xmlns:w15="http://schemas.microsoft.com/office/word/2012/wordml" xmlns:w16se="http://schemas.microsoft.com/office/word/2015/wordml/symex" xmlns:wpg="http://schemas.microsoft.com/office/word/2010/wordprocessingGroup" xmlns:wpi="http://schemas.microsoft.com/office/word/2010/wordprocessingInk" xmlns:wne="http://schemas.microsoft.com/office/word/2006/wordml" xmlns:wps="http://schemas.microsoft.com/office/word/2010/wordprocessingShape" mc:Ignorable="w14 w15 w16se wp14">
+  <w:docParts>
+    <w:docPart>
+      <w:docPartPr>
+        <w:name w:val="6D4BAA4CECFB45129CD4CEDC5C0D0CC6"/>
+        <w:category>
+          <w:name w:val="General"/>
+          <w:gallery w:val="placeholder"/>
+        </w:category>
+        <w:types>
+          <w:type w:val="bbPlcHdr"/>
+        </w:types>
+        <w:behaviors>
+          <w:behavior w:val="content"/>
+        </w:behaviors>
+        <w:guid w:val="{768029C5-E2F7-4594-A8C0-F42ECF8F471C}"/>
+      </w:docPartPr>
+      <w:docPartBody>
+        <w:p>
+          <w:pPr>
+            <w:pStyle w:val="6D4BAA4CECFB45129CD4CEDC5C0D0CC6"/>
+          </w:pPr>
+          <w:r>
+            <w:rPr>
+              <w:rFonts w:asciiTheme="majorHAnsi" w:eastAsiaTheme="majorEastAsia" w:hAnsiTheme="majorHAnsi" w:cstheme="majorBidi"/>
+              <w:caps/>
+              <w:color w:val="5B9BD5" w:themeColor="accent1"/>
+              <w:sz w:val="80"/>
+              <w:szCs w:val="80"/>
+            </w:rPr>
+            <w:t>[Título del documento]</w:t>
+          </w:r>
+        </w:p>
+      </w:docPartBody>
+    </w:docPart>
+    <w:docPart>
+      <w:docPartPr>
+        <w:name w:val="62B05408A3E3435794D5E47BCD9534FE"/>
+        <w:category>
+          <w:name w:val="General"/>
+          <w:gallery w:val="placeholder"/>
+        </w:category>
+        <w:types>
+          <w:type w:val="bbPlcHdr"/>
+        </w:types>
+        <w:behaviors>
+          <w:behavior w:val="content"/>
+        </w:behaviors>
+        <w:guid w:val="{2C433F02-493F-461D-B7C0-AB6CDEC0EADD}"/>
+      </w:docPartPr>
+      <w:docPartBody>
+        <w:p>
+          <w:pPr>
+            <w:pStyle w:val="62B05408A3E3435794D5E47BCD9534FE"/>
+          </w:pPr>
+          <w:r>
+            <w:rPr>
+              <w:color w:val="5B9BD5" w:themeColor="accent1"/>
+              <w:sz w:val="28"/>
+              <w:szCs w:val="28"/>
+            </w:rPr>
+            <w:t>[Subtítulo del documento]</w:t>
+          </w:r>
+        </w:p>
+      </w:docPartBody>
+    </w:docPart>
+  </w:docParts>
+</w:glossaryDocument>
+</file>
+
+<file path=word/glossary/fontTable.xml><?xml version="1.0" encoding="utf-8"?>
+<w:fonts xmlns:mc="http://schemas.openxmlformats.org/markup-compatibility/2006" xmlns:r="http://schemas.openxmlformats.org/officeDocument/2006/relationships" xmlns:w="http://schemas.openxmlformats.org/wordprocessingml/2006/main" xmlns:w14="http://schemas.microsoft.com/office/word/2010/wordml" xmlns:w15="http://schemas.microsoft.com/office/word/2012/wordml" xmlns:w16se="http://schemas.microsoft.com/office/word/2015/wordml/symex" mc:Ignorable="w14 w15 w16se">
+  <w:font w:name="Times New Roman">
+    <w:panose1 w:val="02020603050405020304"/>
+    <w:charset w:val="00"/>
+    <w:family w:val="roman"/>
+    <w:pitch w:val="variable"/>
+    <w:sig w:usb0="E0002EFF" w:usb1="C000785B" w:usb2="00000009" w:usb3="00000000" w:csb0="000001FF" w:csb1="00000000"/>
+  </w:font>
+  <w:font w:name="Calibri">
+    <w:panose1 w:val="020F0502020204030204"/>
+    <w:charset w:val="00"/>
+    <w:family w:val="swiss"/>
+    <w:pitch w:val="variable"/>
+    <w:sig w:usb0="E4002EFF" w:usb1="C200247B" w:usb2="00000009" w:usb3="00000000" w:csb0="000001FF" w:csb1="00000000"/>
+  </w:font>
+  <w:font w:name="Calibri Light">
+    <w:panose1 w:val="020F0302020204030204"/>
+    <w:charset w:val="00"/>
+    <w:family w:val="swiss"/>
+    <w:pitch w:val="variable"/>
+    <w:sig w:usb0="E4002EFF" w:usb1="C200247B" w:usb2="00000009" w:usb3="00000000" w:csb0="000001FF" w:csb1="00000000"/>
+  </w:font>
+  <w:font w:name="Yu Gothic Light">
+    <w:altName w:val="游ゴシック Light"/>
+    <w:panose1 w:val="020B0300000000000000"/>
+    <w:charset w:val="80"/>
+    <w:family w:val="swiss"/>
+    <w:pitch w:val="variable"/>
+    <w:sig w:usb0="E00002FF" w:usb1="2AC7FDFF" w:usb2="00000016" w:usb3="00000000" w:csb0="0002009F" w:csb1="00000000"/>
+  </w:font>
+  <w:font w:name="Yu Mincho">
+    <w:altName w:val="游明朝"/>
+    <w:charset w:val="80"/>
+    <w:family w:val="roman"/>
+    <w:pitch w:val="variable"/>
+    <w:sig w:usb0="800002E7" w:usb1="2AC7FCFF" w:usb2="00000012" w:usb3="00000000" w:csb0="0002009F" w:csb1="00000000"/>
+  </w:font>
+</w:fonts>
+</file>
+
+<file path=word/glossary/settings.xml><?xml version="1.0" encoding="utf-8"?>
+<w:settings xmlns:mc="http://schemas.openxmlformats.org/markup-compatibility/2006" xmlns:o="urn:schemas-microsoft-com:office:office" xmlns:r="http://schemas.openxmlformats.org/officeDocument/2006/relationships" xmlns:m="http://schemas.openxmlformats.org/officeDocument/2006/math" xmlns:v="urn:schemas-microsoft-com:vml" xmlns:w10="urn:schemas-microsoft-com:office:word" xmlns:w="http://schemas.openxmlformats.org/wordprocessingml/2006/main" xmlns:w14="http://schemas.microsoft.com/office/word/2010/wordml" xmlns:w15="http://schemas.microsoft.com/office/word/2012/wordml" xmlns:w16se="http://schemas.microsoft.com/office/word/2015/wordml/symex" xmlns:sl="http://schemas.openxmlformats.org/schemaLibrary/2006/main" mc:Ignorable="w14 w15 w16se">
+  <w:view w:val="normal"/>
+  <w:defaultTabStop w:val="708"/>
+  <w:hyphenationZone w:val="425"/>
+  <w:characterSpacingControl w:val="doNotCompress"/>
+  <w:compat>
+    <w:useFELayout/>
+    <w:compatSetting w:name="compatibilityMode" w:uri="http://schemas.microsoft.com/office/word" w:val="15"/>
+    <w:compatSetting w:name="overrideTableStyleFontSizeAndJustification" w:uri="http://schemas.microsoft.com/office/word" w:val="1"/>
+    <w:compatSetting w:name="enableOpenTypeFeatures" w:uri="http://schemas.microsoft.com/office/word" w:val="1"/>
+    <w:compatSetting w:name="doNotFlipMirrorIndents" w:uri="http://schemas.microsoft.com/office/word" w:val="1"/>
+    <w:compatSetting w:name="differentiateMultirowTableHeaders" w:uri="http://schemas.microsoft.com/office/word" w:val="1"/>
+  </w:compat>
+  <w:rsids>
+    <w:rsidRoot w:val="000348CF"/>
+    <w:rsid w:val="000348CF"/>
+    <w:rsid w:val="00AA170B"/>
+  </w:rsids>
+  <m:mathPr>
+    <m:mathFont m:val="Cambria Math"/>
+    <m:brkBin m:val="before"/>
+    <m:brkBinSub m:val="--"/>
+    <m:smallFrac m:val="0"/>
+    <m:dispDef/>
+    <m:lMargin m:val="0"/>
+    <m:rMargin m:val="0"/>
+    <m:defJc m:val="centerGroup"/>
+    <m:wrapIndent m:val="1440"/>
+    <m:intLim m:val="subSup"/>
+    <m:naryLim m:val="undOvr"/>
+  </m:mathPr>
+  <w:themeFontLang w:val="es-ES"/>
+  <w:clrSchemeMapping w:bg1="light1" w:t1="dark1" w:bg2="light2" w:t2="dark2" w:accent1="accent1" w:accent2="accent2" w:accent3="accent3" w:accent4="accent4" w:accent5="accent5" w:accent6="accent6" w:hyperlink="hyperlink" w:followedHyperlink="followedHyperlink"/>
+  <w:decimalSymbol w:val=","/>
+  <w:listSeparator w:val=";"/>
+  <w15:chartTrackingRefBased/>
+</w:settings>
+</file>
+
+<file path=word/glossary/styles.xml><?xml version="1.0" encoding="utf-8"?>
+<w:styles xmlns:mc="http://schemas.openxmlformats.org/markup-compatibility/2006" xmlns:r="http://schemas.openxmlformats.org/officeDocument/2006/relationships" xmlns:w="http://schemas.openxmlformats.org/wordprocessingml/2006/main" xmlns:w14="http://schemas.microsoft.com/office/word/2010/wordml" xmlns:w15="http://schemas.microsoft.com/office/word/2012/wordml" xmlns:w16se="http://schemas.microsoft.com/office/word/2015/wordml/symex" mc:Ignorable="w14 w15 w16se">
+  <w:docDefaults>
+    <w:rPrDefault>
+      <w:rPr>
+        <w:rFonts w:asciiTheme="minorHAnsi" w:eastAsiaTheme="minorEastAsia" w:hAnsiTheme="minorHAnsi" w:cstheme="minorBidi"/>
+        <w:sz w:val="22"/>
+        <w:szCs w:val="22"/>
+        <w:lang w:val="es-ES" w:eastAsia="es-ES" w:bidi="ar-SA"/>
+      </w:rPr>
+    </w:rPrDefault>
+    <w:pPrDefault>
+      <w:pPr>
+        <w:spacing w:after="160" w:line="259" w:lineRule="auto"/>
+      </w:pPr>
+    </w:pPrDefault>
+  </w:docDefaults>
+  <w:latentStyles w:defLockedState="0" w:defUIPriority="99" w:defSemiHidden="0" w:defUnhideWhenUsed="0" w:defQFormat="0" w:count="371">
+    <w:lsdException w:name="Normal" w:uiPriority="0" w:qFormat="1"/>
+    <w:lsdException w:name="heading 1" w:uiPriority="9" w:qFormat="1"/>
+    <w:lsdException w:name="heading 2" w:semiHidden="1" w:uiPriority="9" w:unhideWhenUsed="1" w:qFormat="1"/>
+    <w:lsdException w:name="heading 3" w:semiHidden="1" w:uiPriority="9" w:unhideWhenUsed="1" w:qFormat="1"/>
+    <w:lsdException w:name="heading 4" w:semiHidden="1" w:uiPriority="9" w:unhideWhenUsed="1" w:qFormat="1"/>
+    <w:lsdException w:name="heading 5" w:semiHidden="1" w:uiPriority="9" w:unhideWhenUsed="1" w:qFormat="1"/>
+    <w:lsdException w:name="heading 6" w:semiHidden="1" w:uiPriority="9" w:unhideWhenUsed="1" w:qFormat="1"/>
+    <w:lsdException w:name="heading 7" w:semiHidden="1" w:uiPriority="9" w:unhideWhenUsed="1" w:qFormat="1"/>
+    <w:lsdException w:name="heading 8" w:semiHidden="1" w:uiPriority="9" w:unhideWhenUsed="1" w:qFormat="1"/>
+    <w:lsdException w:name="heading 9" w:semiHidden="1" w:uiPriority="9" w:unhideWhenUsed="1" w:qFormat="1"/>
+    <w:lsdException w:name="index 1" w:semiHidden="1" w:unhideWhenUsed="1"/>
+    <w:lsdException w:name="index 2" w:semiHidden="1" w:unhideWhenUsed="1"/>
+    <w:lsdException w:name="index 3" w:semiHidden="1" w:unhideWhenUsed="1"/>
+    <w:lsdException w:name="index 4" w:semiHidden="1" w:unhideWhenUsed="1"/>
+    <w:lsdException w:name="index 5" w:semiHidden="1" w:unhideWhenUsed="1"/>
+    <w:lsdException w:name="index 6" w:semiHidden="1" w:unhideWhenUsed="1"/>
+    <w:lsdException w:name="index 7" w:semiHidden="1" w:unhideWhenUsed="1"/>
+    <w:lsdException w:name="index 8" w:semiHidden="1" w:unhideWhenUsed="1"/>
+    <w:lsdException w:name="index 9" w:semiHidden="1" w:unhideWhenUsed="1"/>
+    <w:lsdException w:name="toc 1" w:semiHidden="1" w:uiPriority="39" w:unhideWhenUsed="1"/>
+    <w:lsdException w:name="toc 2" w:semiHidden="1" w:uiPriority="39" w:unhideWhenUsed="1"/>
+    <w:lsdException w:name="toc 3" w:semiHidden="1" w:uiPriority="39" w:unhideWhenUsed="1"/>
+    <w:lsdException w:name="toc 4" w:semiHidden="1" w:uiPriority="39" w:unhideWhenUsed="1"/>
+    <w:lsdException w:name="toc 5" w:semiHidden="1" w:uiPriority="39" w:unhideWhenUsed="1"/>
+    <w:lsdException w:name="toc 6" w:semiHidden="1" w:uiPriority="39" w:unhideWhenUsed="1"/>
+    <w:lsdException w:name="toc 7" w:semiHidden="1" w:uiPriority="39" w:unhideWhenUsed="1"/>
+    <w:lsdException w:name="toc 8" w:semiHidden="1" w:uiPriority="39" w:unhideWhenUsed="1"/>
+    <w:lsdException w:name="toc 9" w:semiHidden="1" w:uiPriority="39" w:unhideWhenUsed="1"/>
+    <w:lsdException w:name="Normal Indent" w:semiHidden="1" w:unhideWhenUsed="1"/>
+    <w:lsdException w:name="footnote text" w:semiHidden="1" w:unhideWhenUsed="1"/>
+    <w:lsdException w:name="annotation text" w:semiHidden="1" w:unhideWhenUsed="1"/>
+    <w:lsdException w:name="header" w:semiHidden="1" w:unhideWhenUsed="1"/>
+    <w:lsdException w:name="footer" w:semiHidden="1" w:unhideWhenUsed="1"/>
+    <w:lsdException w:name="index heading" w:semiHidden="1" w:unhideWhenUsed="1"/>
+    <w:lsdException w:name="caption" w:semiHidden="1" w:uiPriority="35" w:unhideWhenUsed="1" w:qFormat="1"/>
+    <w:lsdException w:name="table of figures" w:semiHidden="1" w:unhideWhenUsed="1"/>
+    <w:lsdException w:name="envelope address" w:semiHidden="1" w:unhideWhenUsed="1"/>
+    <w:lsdException w:name="envelope return" w:semiHidden="1" w:unhideWhenUsed="1"/>
+    <w:lsdException w:name="footnote reference" w:semiHidden="1" w:unhideWhenUsed="1"/>
+    <w:lsdException w:name="annotation reference" w:semiHidden="1" w:unhideWhenUsed="1"/>
+    <w:lsdException w:name="line number" w:semiHidden="1" w:unhideWhenUsed="1"/>
+    <w:lsdException w:name="page number" w:semiHidden="1" w:unhideWhenUsed="1"/>
+    <w:lsdException w:name="endnote reference" w:semiHidden="1" w:unhideWhenUsed="1"/>
+    <w:lsdException w:name="endnote text" w:semiHidden="1" w:unhideWhenUsed="1"/>
+    <w:lsdException w:name="table of authorities" w:semiHidden="1" w:unhideWhenUsed="1"/>
+    <w:lsdException w:name="macro" w:semiHidden="1" w:unhideWhenUsed="1"/>
+    <w:lsdException w:name="toa heading" w:semiHidden="1" w:unhideWhenUsed="1"/>
+    <w:lsdException w:name="List" w:semiHidden="1" w:unhideWhenUsed="1"/>
+    <w:lsdException w:name="List Bullet" w:semiHidden="1" w:unhideWhenUsed="1"/>
+    <w:lsdException w:name="List Number" w:semiHidden="1" w:unhideWhenUsed="1"/>
+    <w:lsdException w:name="List 2" w:semiHidden="1" w:unhideWhenUsed="1"/>
+    <w:lsdException w:name="List 3" w:semiHidden="1" w:unhideWhenUsed="1"/>
+    <w:lsdException w:name="List 4" w:semiHidden="1" w:unhideWhenUsed="1"/>
+    <w:lsdException w:name="List 5" w:semiHidden="1" w:unhideWhenUsed="1"/>
+    <w:lsdException w:name="List Bullet 2" w:semiHidden="1" w:unhideWhenUsed="1"/>
+    <w:lsdException w:name="List Bullet 3" w:semiHidden="1" w:unhideWhenUsed="1"/>
+    <w:lsdException w:name="List Bullet 4" w:semiHidden="1" w:unhideWhenUsed="1"/>
+    <w:lsdException w:name="List Bullet 5" w:semiHidden="1" w:unhideWhenUsed="1"/>
+    <w:lsdException w:name="List Number 2" w:semiHidden="1" w:unhideWhenUsed="1"/>
+    <w:lsdException w:name="List Number 3" w:semiHidden="1" w:unhideWhenUsed="1"/>
+    <w:lsdException w:name="List Number 4" w:semiHidden="1" w:unhideWhenUsed="1"/>
+    <w:lsdException w:name="List Number 5" w:semiHidden="1" w:unhideWhenUsed="1"/>
+    <w:lsdException w:name="Title" w:uiPriority="10" w:qFormat="1"/>
+    <w:lsdException w:name="Closing" w:semiHidden="1" w:unhideWhenUsed="1"/>
+    <w:lsdException w:name="Signature" w:semiHidden="1" w:unhideWhenUsed="1"/>
+    <w:lsdException w:name="Default Paragraph Font" w:semiHidden="1" w:uiPriority="1" w:unhideWhenUsed="1"/>
+    <w:lsdException w:name="Body Text" w:semiHidden="1" w:unhideWhenUsed="1"/>
+    <w:lsdException w:name="Body Text Indent" w:semiHidden="1" w:unhideWhenUsed="1"/>
+    <w:lsdException w:name="List Continue" w:semiHidden="1" w:unhideWhenUsed="1"/>
+    <w:lsdException w:name="List Continue 2" w:semiHidden="1" w:unhideWhenUsed="1"/>
+    <w:lsdException w:name="List Continue 3" w:semiHidden="1" w:unhideWhenUsed="1"/>
+    <w:lsdException w:name="List Continue 4" w:semiHidden="1" w:unhideWhenUsed="1"/>
+    <w:lsdException w:name="List Continue 5" w:semiHidden="1" w:unhideWhenUsed="1"/>
+    <w:lsdException w:name="Message Header" w:semiHidden="1" w:unhideWhenUsed="1"/>
+    <w:lsdException w:name="Subtitle" w:uiPriority="11" w:qFormat="1"/>
+    <w:lsdException w:name="Salutation" w:semiHidden="1" w:unhideWhenUsed="1"/>
+    <w:lsdException w:name="Date" w:semiHidden="1" w:unhideWhenUsed="1"/>
+    <w:lsdException w:name="Body Text First Indent" w:semiHidden="1" w:unhideWhenUsed="1"/>
+    <w:lsdException w:name="Body Text First Indent 2" w:semiHidden="1" w:unhideWhenUsed="1"/>
+    <w:lsdException w:name="Note Heading" w:semiHidden="1" w:unhideWhenUsed="1"/>
+    <w:lsdException w:name="Body Text 2" w:semiHidden="1" w:unhideWhenUsed="1"/>
+    <w:lsdException w:name="Body Text 3" w:semiHidden="1" w:unhideWhenUsed="1"/>
+    <w:lsdException w:name="Body Text Indent 2" w:semiHidden="1" w:unhideWhenUsed="1"/>
+    <w:lsdException w:name="Body Text Indent 3" w:semiHidden="1" w:unhideWhenUsed="1"/>
+    <w:lsdException w:name="Block Text" w:semiHidden="1" w:unhideWhenUsed="1"/>
+    <w:lsdException w:name="Hyperlink" w:semiHidden="1" w:unhideWhenUsed="1"/>
+    <w:lsdException w:name="FollowedHyperlink" w:semiHidden="1" w:unhideWhenUsed="1"/>
+    <w:lsdException w:name="Strong" w:uiPriority="22" w:qFormat="1"/>
+    <w:lsdException w:name="Emphasis" w:uiPriority="20" w:qFormat="1"/>
+    <w:lsdException w:name="Document Map" w:semiHidden="1" w:unhideWhenUsed="1"/>
+    <w:lsdException w:name="Plain Text" w:semiHidden="1" w:unhideWhenUsed="1"/>
+    <w:lsdException w:name="E-mail Signature" w:semiHidden="1" w:unhideWhenUsed="1"/>
+    <w:lsdException w:name="HTML Top of Form" w:semiHidden="1" w:unhideWhenUsed="1"/>
+    <w:lsdException w:name="HTML Bottom of Form" w:semiHidden="1" w:unhideWhenUsed="1"/>
+    <w:lsdException w:name="Normal (Web)" w:semiHidden="1" w:unhideWhenUsed="1"/>
+    <w:lsdException w:name="HTML Acronym" w:semiHidden="1" w:unhideWhenUsed="1"/>
+    <w:lsdException w:name="HTML Address" w:semiHidden="1" w:unhideWhenUsed="1"/>
+    <w:lsdException w:name="HTML Cite" w:semiHidden="1" w:unhideWhenUsed="1"/>
+    <w:lsdException w:name="HTML Code" w:semiHidden="1" w:unhideWhenUsed="1"/>
+    <w:lsdException w:name="HTML Definition" w:semiHidden="1" w:unhideWhenUsed="1"/>
+    <w:lsdException w:name="HTML Keyboard" w:semiHidden="1" w:unhideWhenUsed="1"/>
+    <w:lsdException w:name="HTML Preformatted" w:semiHidden="1" w:unhideWhenUsed="1"/>
+    <w:lsdException w:name="HTML Sample" w:semiHidden="1" w:unhideWhenUsed="1"/>
+    <w:lsdException w:name="HTML Typewriter" w:semiHidden="1" w:unhideWhenUsed="1"/>
+    <w:lsdException w:name="HTML Variable" w:semiHidden="1" w:unhideWhenUsed="1"/>
+    <w:lsdException w:name="Normal Table" w:semiHidden="1" w:unhideWhenUsed="1"/>
+    <w:lsdException w:name="annotation subject" w:semiHidden="1" w:unhideWhenUsed="1"/>
+    <w:lsdException w:name="No List" w:semiHidden="1" w:unhideWhenUsed="1"/>
+    <w:lsdException w:name="Outline List 1" w:semiHidden="1" w:unhideWhenUsed="1"/>
+    <w:lsdException w:name="Outline List 2" w:semiHidden="1" w:unhideWhenUsed="1"/>
+    <w:lsdException w:name="Outline List 3" w:semiHidden="1" w:unhideWhenUsed="1"/>
+    <w:lsdException w:name="Table Simple 1" w:semiHidden="1" w:unhideWhenUsed="1"/>
+    <w:lsdException w:name="Table Simple 2" w:semiHidden="1" w:unhideWhenUsed="1"/>
+    <w:lsdException w:name="Table Simple 3" w:semiHidden="1" w:unhideWhenUsed="1"/>
+    <w:lsdException w:name="Table Classic 1" w:semiHidden="1" w:unhideWhenUsed="1"/>
+    <w:lsdException w:name="Table Classic 2" w:semiHidden="1" w:unhideWhenUsed="1"/>
+    <w:lsdException w:name="Table Classic 3" w:semiHidden="1" w:unhideWhenUsed="1"/>
+    <w:lsdException w:name="Table Classic 4" w:semiHidden="1" w:unhideWhenUsed="1"/>
+    <w:lsdException w:name="Table Colorful 1" w:semiHidden="1" w:unhideWhenUsed="1"/>
+    <w:lsdException w:name="Table Colorful 2" w:semiHidden="1" w:unhideWhenUsed="1"/>
+    <w:lsdException w:name="Table Colorful 3" w:semiHidden="1" w:unhideWhenUsed="1"/>
+    <w:lsdException w:name="Table Columns 1" w:semiHidden="1" w:unhideWhenUsed="1"/>
+    <w:lsdException w:name="Table Columns 2" w:semiHidden="1" w:unhideWhenUsed="1"/>
+    <w:lsdException w:name="Table Columns 3" w:semiHidden="1" w:unhideWhenUsed="1"/>
+    <w:lsdException w:name="Table Columns 4" w:semiHidden="1" w:unhideWhenUsed="1"/>
+    <w:lsdException w:name="Table Columns 5" w:semiHidden="1" w:unhideWhenUsed="1"/>
+    <w:lsdException w:name="Table Grid 1" w:semiHidden="1" w:unhideWhenUsed="1"/>
+    <w:lsdException w:name="Table Grid 2" w:semiHidden="1" w:unhideWhenUsed="1"/>
+    <w:lsdException w:name="Table Grid 3" w:semiHidden="1" w:unhideWhenUsed="1"/>
+    <w:lsdException w:name="Table Grid 4" w:semiHidden="1" w:unhideWhenUsed="1"/>
+    <w:lsdException w:name="Table Grid 5" w:semiHidden="1" w:unhideWhenUsed="1"/>
+    <w:lsdException w:name="Table Grid 6" w:semiHidden="1" w:unhideWhenUsed="1"/>
+    <w:lsdException w:name="Table Grid 7" w:semiHidden="1" w:unhideWhenUsed="1"/>
+    <w:lsdException w:name="Table Grid 8" w:semiHidden="1" w:unhideWhenUsed="1"/>
+    <w:lsdException w:name="Table List 1" w:semiHidden="1" w:unhideWhenUsed="1"/>
+    <w:lsdException w:name="Table List 2" w:semiHidden="1" w:unhideWhenUsed="1"/>
+    <w:lsdException w:name="Table List 3" w:semiHidden="1" w:unhideWhenUsed="1"/>
+    <w:lsdException w:name="Table List 4" w:semiHidden="1" w:unhideWhenUsed="1"/>
+    <w:lsdException w:name="Table List 5" w:semiHidden="1" w:unhideWhenUsed="1"/>
+    <w:lsdException w:name="Table List 6" w:semiHidden="1" w:unhideWhenUsed="1"/>
+    <w:lsdException w:name="Table List 7" w:semiHidden="1" w:unhideWhenUsed="1"/>
+    <w:lsdException w:name="Table List 8" w:semiHidden="1" w:unhideWhenUsed="1"/>
+    <w:lsdException w:name="Table 3D effects 1" w:semiHidden="1" w:unhideWhenUsed="1"/>
+    <w:lsdException w:name="Table 3D effects 2" w:semiHidden="1" w:unhideWhenUsed="1"/>
+    <w:lsdException w:name="Table 3D effects 3" w:semiHidden="1" w:unhideWhenUsed="1"/>
+    <w:lsdException w:name="Table Contemporary" w:semiHidden="1" w:unhideWhenUsed="1"/>
+    <w:lsdException w:name="Table Elegant" w:semiHidden="1" w:unhideWhenUsed="1"/>
+    <w:lsdException w:name="Table Professional" w:semiHidden="1" w:unhideWhenUsed="1"/>
+    <w:lsdException w:name="Table Subtle 1" w:semiHidden="1" w:unhideWhenUsed="1"/>
+    <w:lsdException w:name="Table Subtle 2" w:semiHidden="1" w:unhideWhenUsed="1"/>
+    <w:lsdException w:name="Table Web 1" w:semiHidden="1" w:unhideWhenUsed="1"/>
+    <w:lsdException w:name="Table Web 2" w:semiHidden="1" w:unhideWhenUsed="1"/>
+    <w:lsdException w:name="Table Web 3" w:semiHidden="1" w:unhideWhenUsed="1"/>
+    <w:lsdException w:name="Balloon Text" w:semiHidden="1" w:unhideWhenUsed="1"/>
+    <w:lsdException w:name="Table Grid" w:uiPriority="39"/>
+    <w:lsdException w:name="Table Theme" w:semiHidden="1" w:unhideWhenUsed="1"/>
+    <w:lsdException w:name="Placeholder Text" w:semiHidden="1"/>
+    <w:lsdException w:name="No Spacing" w:uiPriority="1" w:qFormat="1"/>
+    <w:lsdException w:name="Light Shading" w:uiPriority="60"/>
+    <w:lsdException w:name="Light List" w:uiPriority="61"/>
+    <w:lsdException w:name="Light Grid" w:uiPriority="62"/>
+    <w:lsdException w:name="Medium Shading 1" w:uiPriority="63"/>
+    <w:lsdException w:name="Medium Shading 2" w:uiPriority="64"/>
+    <w:lsdException w:name="Medium List 1" w:uiPriority="65"/>
+    <w:lsdException w:name="Medium List 2" w:uiPriority="66"/>
+    <w:lsdException w:name="Medium Grid 1" w:uiPriority="67"/>
+    <w:lsdException w:name="Medium Grid 2" w:uiPriority="68"/>
+    <w:lsdException w:name="Medium Grid 3" w:uiPriority="69"/>
+    <w:lsdException w:name="Dark List" w:uiPriority="70"/>
+    <w:lsdException w:name="Colorful Shading" w:uiPriority="71"/>
+    <w:lsdException w:name="Colorful List" w:uiPriority="72"/>
+    <w:lsdException w:name="Colorful Grid" w:uiPriority="73"/>
+    <w:lsdException w:name="Light Shading Accent 1" w:uiPriority="60"/>
+    <w:lsdException w:name="Light List Accent 1" w:uiPriority="61"/>
+    <w:lsdException w:name="Light Grid Accent 1" w:uiPriority="62"/>
+    <w:lsdException w:name="Medium Shading 1 Accent 1" w:uiPriority="63"/>
+    <w:lsdException w:name="Medium Shading 2 Accent 1" w:uiPriority="64"/>
+    <w:lsdException w:name="Medium List 1 Accent 1" w:uiPriority="65"/>
+    <w:lsdException w:name="Revision" w:semiHidden="1"/>
+    <w:lsdException w:name="List Paragraph" w:uiPriority="34" w:qFormat="1"/>
+    <w:lsdException w:name="Quote" w:uiPriority="29" w:qFormat="1"/>
+    <w:lsdException w:name="Intense Quote" w:uiPriority="30" w:qFormat="1"/>
+    <w:lsdException w:name="Medium List 2 Accent 1" w:uiPriority="66"/>
+    <w:lsdException w:name="Medium Grid 1 Accent 1" w:uiPriority="67"/>
+    <w:lsdException w:name="Medium Grid 2 Accent 1" w:uiPriority="68"/>
+    <w:lsdException w:name="Medium Grid 3 Accent 1" w:uiPriority="69"/>
+    <w:lsdException w:name="Dark List Accent 1" w:uiPriority="70"/>
+    <w:lsdException w:name="Colorful Shading Accent 1" w:uiPriority="71"/>
+    <w:lsdException w:name="Colorful List Accent 1" w:uiPriority="72"/>
+    <w:lsdException w:name="Colorful Grid Accent 1" w:uiPriority="73"/>
+    <w:lsdException w:name="Light Shading Accent 2" w:uiPriority="60"/>
+    <w:lsdException w:name="Light List Accent 2" w:uiPriority="61"/>
+    <w:lsdException w:name="Light Grid Accent 2" w:uiPriority="62"/>
+    <w:lsdException w:name="Medium Shading 1 Accent 2" w:uiPriority="63"/>
+    <w:lsdException w:name="Medium Shading 2 Accent 2" w:uiPriority="64"/>
+    <w:lsdException w:name="Medium List 1 Accent 2" w:uiPriority="65"/>
+    <w:lsdException w:name="Medium List 2 Accent 2" w:uiPriority="66"/>
+    <w:lsdException w:name="Medium Grid 1 Accent 2" w:uiPriority="67"/>
+    <w:lsdException w:name="Medium Grid 2 Accent 2" w:uiPriority="68"/>
+    <w:lsdException w:name="Medium Grid 3 Accent 2" w:uiPriority="69"/>
+    <w:lsdException w:name="Dark List Accent 2" w:uiPriority="70"/>
+    <w:lsdException w:name="Colorful Shading Accent 2" w:uiPriority="71"/>
+    <w:lsdException w:name="Colorful List Accent 2" w:uiPriority="72"/>
+    <w:lsdException w:name="Colorful Grid Accent 2" w:uiPriority="73"/>
+    <w:lsdException w:name="Light Shading Accent 3" w:uiPriority="60"/>
+    <w:lsdException w:name="Light List Accent 3" w:uiPriority="61"/>
+    <w:lsdException w:name="Light Grid Accent 3" w:uiPriority="62"/>
+    <w:lsdException w:name="Medium Shading 1 Accent 3" w:uiPriority="63"/>
+    <w:lsdException w:name="Medium Shading 2 Accent 3" w:uiPriority="64"/>
+    <w:lsdException w:name="Medium List 1 Accent 3" w:uiPriority="65"/>
+    <w:lsdException w:name="Medium List 2 Accent 3" w:uiPriority="66"/>
+    <w:lsdException w:name="Medium Grid 1 Accent 3" w:uiPriority="67"/>
+    <w:lsdException w:name="Medium Grid 2 Accent 3" w:uiPriority="68"/>
+    <w:lsdException w:name="Medium Grid 3 Accent 3" w:uiPriority="69"/>
+    <w:lsdException w:name="Dark List Accent 3" w:uiPriority="70"/>
+    <w:lsdException w:name="Colorful Shading Accent 3" w:uiPriority="71"/>
+    <w:lsdException w:name="Colorful List Accent 3" w:uiPriority="72"/>
+    <w:lsdException w:name="Colorful Grid Accent 3" w:uiPriority="73"/>
+    <w:lsdException w:name="Light Shading Accent 4" w:uiPriority="60"/>
+    <w:lsdException w:name="Light List Accent 4" w:uiPriority="61"/>
+    <w:lsdException w:name="Light Grid Accent 4" w:uiPriority="62"/>
+    <w:lsdException w:name="Medium Shading 1 Accent 4" w:uiPriority="63"/>
+    <w:lsdException w:name="Medium Shading 2 Accent 4" w:uiPriority="64"/>
+    <w:lsdException w:name="Medium List 1 Accent 4" w:uiPriority="65"/>
+    <w:lsdException w:name="Medium List 2 Accent 4" w:uiPriority="66"/>
+    <w:lsdException w:name="Medium Grid 1 Accent 4" w:uiPriority="67"/>
+    <w:lsdException w:name="Medium Grid 2 Accent 4" w:uiPriority="68"/>
+    <w:lsdException w:name="Medium Grid 3 Accent 4" w:uiPriority="69"/>
+    <w:lsdException w:name="Dark List Accent 4" w:uiPriority="70"/>
+    <w:lsdException w:name="Colorful Shading Accent 4" w:uiPriority="71"/>
+    <w:lsdException w:name="Colorful List Accent 4" w:uiPriority="72"/>
+    <w:lsdException w:name="Colorful Grid Accent 4" w:uiPriority="73"/>
+    <w:lsdException w:name="Light Shading Accent 5" w:uiPriority="60"/>
+    <w:lsdException w:name="Light List Accent 5" w:uiPriority="61"/>
+    <w:lsdException w:name="Light Grid Accent 5" w:uiPriority="62"/>
+    <w:lsdException w:name="Medium Shading 1 Accent 5" w:uiPriority="63"/>
+    <w:lsdException w:name="Medium Shading 2 Accent 5" w:uiPriority="64"/>
+    <w:lsdException w:name="Medium List 1 Accent 5" w:uiPriority="65"/>
+    <w:lsdException w:name="Medium List 2 Accent 5" w:uiPriority="66"/>
+    <w:lsdException w:name="Medium Grid 1 Accent 5" w:uiPriority="67"/>
+    <w:lsdException w:name="Medium Grid 2 Accent 5" w:uiPriority="68"/>
+    <w:lsdException w:name="Medium Grid 3 Accent 5" w:uiPriority="69"/>
+    <w:lsdException w:name="Dark List Accent 5" w:uiPriority="70"/>
+    <w:lsdException w:name="Colorful Shading Accent 5" w:uiPriority="71"/>
+    <w:lsdException w:name="Colorful List Accent 5" w:uiPriority="72"/>
+    <w:lsdException w:name="Colorful Grid Accent 5" w:uiPriority="73"/>
+    <w:lsdException w:name="Light Shading Accent 6" w:uiPriority="60"/>
+    <w:lsdException w:name="Light List Accent 6" w:uiPriority="61"/>
+    <w:lsdException w:name="Light Grid Accent 6" w:uiPriority="62"/>
+    <w:lsdException w:name="Medium Shading 1 Accent 6" w:uiPriority="63"/>
+    <w:lsdException w:name="Medium Shading 2 Accent 6" w:uiPriority="64"/>
+    <w:lsdException w:name="Medium List 1 Accent 6" w:uiPriority="65"/>
+    <w:lsdException w:name="Medium List 2 Accent 6" w:uiPriority="66"/>
+    <w:lsdException w:name="Medium Grid 1 Accent 6" w:uiPriority="67"/>
+    <w:lsdException w:name="Medium Grid 2 Accent 6" w:uiPriority="68"/>
+    <w:lsdException w:name="Medium Grid 3 Accent 6" w:uiPriority="69"/>
+    <w:lsdException w:name="Dark List Accent 6" w:uiPriority="70"/>
+    <w:lsdException w:name="Colorful Shading Accent 6" w:uiPriority="71"/>
+    <w:lsdException w:name="Colorful List Accent 6" w:uiPriority="72"/>
+    <w:lsdException w:name="Colorful Grid Accent 6" w:uiPriority="73"/>
+    <w:lsdException w:name="Subtle Emphasis" w:uiPriority="19" w:qFormat="1"/>
+    <w:lsdException w:name="Intense Emphasis" w:uiPriority="21" w:qFormat="1"/>
+    <w:lsdException w:name="Subtle Reference" w:uiPriority="31" w:qFormat="1"/>
+    <w:lsdException w:name="Intense Reference" w:uiPriority="32" w:qFormat="1"/>
+    <w:lsdException w:name="Book Title" w:uiPriority="33" w:qFormat="1"/>
+    <w:lsdException w:name="Bibliography" w:semiHidden="1" w:uiPriority="37" w:unhideWhenUsed="1"/>
+    <w:lsdException w:name="TOC Heading" w:semiHidden="1" w:uiPriority="39" w:unhideWhenUsed="1" w:qFormat="1"/>
+    <w:lsdException w:name="Plain Table 1" w:uiPriority="41"/>
+    <w:lsdException w:name="Plain Table 2" w:uiPriority="42"/>
+    <w:lsdException w:name="Plain Table 3" w:uiPriority="43"/>
+    <w:lsdException w:name="Plain Table 4" w:uiPriority="44"/>
+    <w:lsdException w:name="Plain Table 5" w:uiPriority="45"/>
+    <w:lsdException w:name="Grid Table Light" w:uiPriority="40"/>
+    <w:lsdException w:name="Grid Table 1 Light" w:uiPriority="46"/>
+    <w:lsdException w:name="Grid Table 2" w:uiPriority="47"/>
+    <w:lsdException w:name="Grid Table 3" w:uiPriority="48"/>
+    <w:lsdException w:name="Grid Table 4" w:uiPriority="49"/>
+    <w:lsdException w:name="Grid Table 5 Dark" w:uiPriority="50"/>
+    <w:lsdException w:name="Grid Table 6 Colorful" w:uiPriority="51"/>
+    <w:lsdException w:name="Grid Table 7 Colorful" w:uiPriority="52"/>
+    <w:lsdException w:name="Grid Table 1 Light Accent 1" w:uiPriority="46"/>
+    <w:lsdException w:name="Grid Table 2 Accent 1" w:uiPriority="47"/>
+    <w:lsdException w:name="Grid Table 3 Accent 1" w:uiPriority="48"/>
+    <w:lsdException w:name="Grid Table 4 Accent 1" w:uiPriority="49"/>
+    <w:lsdException w:name="Grid Table 5 Dark Accent 1" w:uiPriority="50"/>
+    <w:lsdException w:name="Grid Table 6 Colorful Accent 1" w:uiPriority="51"/>
+    <w:lsdException w:name="Grid Table 7 Colorful Accent 1" w:uiPriority="52"/>
+    <w:lsdException w:name="Grid Table 1 Light Accent 2" w:uiPriority="46"/>
+    <w:lsdException w:name="Grid Table 2 Accent 2" w:uiPriority="47"/>
+    <w:lsdException w:name="Grid Table 3 Accent 2" w:uiPriority="48"/>
+    <w:lsdException w:name="Grid Table 4 Accent 2" w:uiPriority="49"/>
+    <w:lsdException w:name="Grid Table 5 Dark Accent 2" w:uiPriority="50"/>
+    <w:lsdException w:name="Grid Table 6 Colorful Accent 2" w:uiPriority="51"/>
+    <w:lsdException w:name="Grid Table 7 Colorful Accent 2" w:uiPriority="52"/>
+    <w:lsdException w:name="Grid Table 1 Light Accent 3" w:uiPriority="46"/>
+    <w:lsdException w:name="Grid Table 2 Accent 3" w:uiPriority="47"/>
+    <w:lsdException w:name="Grid Table 3 Accent 3" w:uiPriority="48"/>
+    <w:lsdException w:name="Grid Table 4 Accent 3" w:uiPriority="49"/>
+    <w:lsdException w:name="Grid Table 5 Dark Accent 3" w:uiPriority="50"/>
+    <w:lsdException w:name="Grid Table 6 Colorful Accent 3" w:uiPriority="51"/>
+    <w:lsdException w:name="Grid Table 7 Colorful Accent 3" w:uiPriority="52"/>
+    <w:lsdException w:name="Grid Table 1 Light Accent 4" w:uiPriority="46"/>
+    <w:lsdException w:name="Grid Table 2 Accent 4" w:uiPriority="47"/>
+    <w:lsdException w:name="Grid Table 3 Accent 4" w:uiPriority="48"/>
+    <w:lsdException w:name="Grid Table 4 Accent 4" w:uiPriority="49"/>
+    <w:lsdException w:name="Grid Table 5 Dark Accent 4" w:uiPriority="50"/>
+    <w:lsdException w:name="Grid Table 6 Colorful Accent 4" w:uiPriority="51"/>
+    <w:lsdException w:name="Grid Table 7 Colorful Accent 4" w:uiPriority="52"/>
+    <w:lsdException w:name="Grid Table 1 Light Accent 5" w:uiPriority="46"/>
+    <w:lsdException w:name="Grid Table 2 Accent 5" w:uiPriority="47"/>
+    <w:lsdException w:name="Grid Table 3 Accent 5" w:uiPriority="48"/>
+    <w:lsdException w:name="Grid Table 4 Accent 5" w:uiPriority="49"/>
+    <w:lsdException w:name="Grid Table 5 Dark Accent 5" w:uiPriority="50"/>
+    <w:lsdException w:name="Grid Table 6 Colorful Accent 5" w:uiPriority="51"/>
+    <w:lsdException w:name="Grid Table 7 Colorful Accent 5" w:uiPriority="52"/>
+    <w:lsdException w:name="Grid Table 1 Light Accent 6" w:uiPriority="46"/>
+    <w:lsdException w:name="Grid Table 2 Accent 6" w:uiPriority="47"/>
+    <w:lsdException w:name="Grid Table 3 Accent 6" w:uiPriority="48"/>
+    <w:lsdException w:name="Grid Table 4 Accent 6" w:uiPriority="49"/>
+    <w:lsdException w:name="Grid Table 5 Dark Accent 6" w:uiPriority="50"/>
+    <w:lsdException w:name="Grid Table 6 Colorful Accent 6" w:uiPriority="51"/>
+    <w:lsdException w:name="Grid Table 7 Colorful Accent 6" w:uiPriority="52"/>
+    <w:lsdException w:name="List Table 1 Light" w:uiPriority="46"/>
+    <w:lsdException w:name="List Table 2" w:uiPriority="47"/>
+    <w:lsdException w:name="List Table 3" w:uiPriority="48"/>
+    <w:lsdException w:name="List Table 4" w:uiPriority="49"/>
+    <w:lsdException w:name="List Table 5 Dark" w:uiPriority="50"/>
+    <w:lsdException w:name="List Table 6 Colorful" w:uiPriority="51"/>
+    <w:lsdException w:name="List Table 7 Colorful" w:uiPriority="52"/>
+    <w:lsdException w:name="List Table 1 Light Accent 1" w:uiPriority="46"/>
+    <w:lsdException w:name="List Table 2 Accent 1" w:uiPriority="47"/>
+    <w:lsdException w:name="List Table 3 Accent 1" w:uiPriority="48"/>
+    <w:lsdException w:name="List Table 4 Accent 1" w:uiPriority="49"/>
+    <w:lsdException w:name="List Table 5 Dark Accent 1" w:uiPriority="50"/>
+    <w:lsdException w:name="List Table 6 Colorful Accent 1" w:uiPriority="51"/>
+    <w:lsdException w:name="List Table 7 Colorful Accent 1" w:uiPriority="52"/>
+    <w:lsdException w:name="List Table 1 Light Accent 2" w:uiPriority="46"/>
+    <w:lsdException w:name="List Table 2 Accent 2" w:uiPriority="47"/>
+    <w:lsdException w:name="List Table 3 Accent 2" w:uiPriority="48"/>
+    <w:lsdException w:name="List Table 4 Accent 2" w:uiPriority="49"/>
+    <w:lsdException w:name="List Table 5 Dark Accent 2" w:uiPriority="50"/>
+    <w:lsdException w:name="List Table 6 Colorful Accent 2" w:uiPriority="51"/>
+    <w:lsdException w:name="List Table 7 Colorful Accent 2" w:uiPriority="52"/>
+    <w:lsdException w:name="List Table 1 Light Accent 3" w:uiPriority="46"/>
+    <w:lsdException w:name="List Table 2 Accent 3" w:uiPriority="47"/>
+    <w:lsdException w:name="List Table 3 Accent 3" w:uiPriority="48"/>
+    <w:lsdException w:name="List Table 4 Accent 3" w:uiPriority="49"/>
+    <w:lsdException w:name="List Table 5 Dark Accent 3" w:uiPriority="50"/>
+    <w:lsdException w:name="List Table 6 Colorful Accent 3" w:uiPriority="51"/>
+    <w:lsdException w:name="List Table 7 Colorful Accent 3" w:uiPriority="52"/>
+    <w:lsdException w:name="List Table 1 Light Accent 4" w:uiPriority="46"/>
+    <w:lsdException w:name="List Table 2 Accent 4" w:uiPriority="47"/>
+    <w:lsdException w:name="List Table 3 Accent 4" w:uiPriority="48"/>
+    <w:lsdException w:name="List Table 4 Accent 4" w:uiPriority="49"/>
+    <w:lsdException w:name="List Table 5 Dark Accent 4" w:uiPriority="50"/>
+    <w:lsdException w:name="List Table 6 Colorful Accent 4" w:uiPriority="51"/>
+    <w:lsdException w:name="List Table 7 Colorful Accent 4" w:uiPriority="52"/>
+    <w:lsdException w:name="List Table 1 Light Accent 5" w:uiPriority="46"/>
+    <w:lsdException w:name="List Table 2 Accent 5" w:uiPriority="47"/>
+    <w:lsdException w:name="List Table 3 Accent 5" w:uiPriority="48"/>
+    <w:lsdException w:name="List Table 4 Accent 5" w:uiPriority="49"/>
+    <w:lsdException w:name="List Table 5 Dark Accent 5" w:uiPriority="50"/>
+    <w:lsdException w:name="List Table 6 Colorful Accent 5" w:uiPriority="51"/>
+    <w:lsdException w:name="List Table 7 Colorful Accent 5" w:uiPriority="52"/>
+    <w:lsdException w:name="List Table 1 Light Accent 6" w:uiPriority="46"/>
+    <w:lsdException w:name="List Table 2 Accent 6" w:uiPriority="47"/>
+    <w:lsdException w:name="List Table 3 Accent 6" w:uiPriority="48"/>
+    <w:lsdException w:name="List Table 4 Accent 6" w:uiPriority="49"/>
+    <w:lsdException w:name="List Table 5 Dark Accent 6" w:uiPriority="50"/>
+    <w:lsdException w:name="List Table 6 Colorful Accent 6" w:uiPriority="51"/>
+    <w:lsdException w:name="List Table 7 Colorful Accent 6" w:uiPriority="52"/>
+  </w:latentStyles>
+  <w:style w:type="paragraph" w:default="1" w:styleId="Normal">
+    <w:name w:val="Normal"/>
+    <w:qFormat/>
+  </w:style>
+  <w:style w:type="character" w:default="1" w:styleId="Fuentedeprrafopredeter">
+    <w:name w:val="Default Paragraph Font"/>
+    <w:uiPriority w:val="1"/>
+    <w:semiHidden/>
+    <w:unhideWhenUsed/>
+  </w:style>
+  <w:style w:type="table" w:default="1" w:styleId="Tablanormal">
+    <w:name w:val="Normal Table"/>
+    <w:uiPriority w:val="99"/>
+    <w:semiHidden/>
+    <w:unhideWhenUsed/>
+    <w:tblPr>
+      <w:tblInd w:w="0" w:type="dxa"/>
+      <w:tblCellMar>
+        <w:top w:w="0" w:type="dxa"/>
+        <w:left w:w="108" w:type="dxa"/>
+        <w:bottom w:w="0" w:type="dxa"/>
+        <w:right w:w="108" w:type="dxa"/>
+      </w:tblCellMar>
+    </w:tblPr>
+  </w:style>
+  <w:style w:type="numbering" w:default="1" w:styleId="Sinlista">
+    <w:name w:val="No List"/>
+    <w:uiPriority w:val="99"/>
+    <w:semiHidden/>
+    <w:unhideWhenUsed/>
+  </w:style>
+  <w:style w:type="paragraph" w:customStyle="1" w:styleId="6D4BAA4CECFB45129CD4CEDC5C0D0CC6">
+    <w:name w:val="6D4BAA4CECFB45129CD4CEDC5C0D0CC6"/>
+    <w:rsid w:val="000348CF"/>
+  </w:style>
+  <w:style w:type="paragraph" w:customStyle="1" w:styleId="62B05408A3E3435794D5E47BCD9534FE">
+    <w:name w:val="62B05408A3E3435794D5E47BCD9534FE"/>
+    <w:rsid w:val="000348CF"/>
+  </w:style>
+</w:styles>
+</file>
+
+<file path=word/glossary/webSettings.xml><?xml version="1.0" encoding="utf-8"?>
+<w:webSettings xmlns:mc="http://schemas.openxmlformats.org/markup-compatibility/2006" xmlns:r="http://schemas.openxmlformats.org/officeDocument/2006/relationships" xmlns:w="http://schemas.openxmlformats.org/wordprocessingml/2006/main" xmlns:w14="http://schemas.microsoft.com/office/word/2010/wordml" xmlns:w15="http://schemas.microsoft.com/office/word/2012/wordml" xmlns:w16se="http://schemas.microsoft.com/office/word/2015/wordml/symex" mc:Ignorable="w14 w15 w16se">
+  <w:optimizeForBrowser/>
+  <w:allowPNG/>
+</w:webSettings>
 </file>
 
 <file path=word/theme/theme1.xml><?xml version="1.0" encoding="utf-8"?>
@@ -1819,11 +3795,30 @@
 </file>
 
 <file path=customXml/item1.xml><?xml version="1.0" encoding="utf-8"?>
+<CoverPageProperties xmlns="http://schemas.microsoft.com/office/2006/coverPageProps">
+  <PublishDate>2026-03-20T00:00:00</PublishDate>
+  <Abstract/>
+  <CompanyAddress>Joaquin Camilo Arone Chuque</CompanyAddress>
+  <CompanyPhone/>
+  <CompanyFax/>
+  <CompanyEmail/>
+</CoverPageProperties>
+</file>
+
+<file path=customXml/item2.xml><?xml version="1.0" encoding="utf-8"?>
 <b:Sources xmlns:b="http://schemas.openxmlformats.org/officeDocument/2006/bibliography" xmlns="http://schemas.openxmlformats.org/officeDocument/2006/bibliography" SelectedStyle="\APASixthEditionOfficeOnline.xsl" StyleName="APA" Version="6"/>
 </file>
 
 <file path=customXml/itemProps1.xml><?xml version="1.0" encoding="utf-8"?>
-<ds:datastoreItem xmlns:ds="http://schemas.openxmlformats.org/officeDocument/2006/customXml" ds:itemID="{2CC6D5EF-9FB6-4165-B736-8B421C3BE180}">
+<ds:datastoreItem xmlns:ds="http://schemas.openxmlformats.org/officeDocument/2006/customXml" ds:itemID="{55AF091B-3C7A-41E3-B477-F2FDAA23CFDA}">
+  <ds:schemaRefs>
+    <ds:schemaRef ds:uri="http://schemas.microsoft.com/office/2006/coverPageProps"/>
+  </ds:schemaRefs>
+</ds:datastoreItem>
+</file>
+
+<file path=customXml/itemProps2.xml><?xml version="1.0" encoding="utf-8"?>
+<ds:datastoreItem xmlns:ds="http://schemas.openxmlformats.org/officeDocument/2006/customXml" ds:itemID="{BBFE8CCD-5A0E-459F-AB30-F903E0AFB515}">
   <ds:schemaRefs>
     <ds:schemaRef ds:uri="http://schemas.openxmlformats.org/officeDocument/2006/bibliography"/>
   </ds:schemaRefs>
